--- a/public/files/iqac/downloads/EOMS/MDF/WORD/20_Admission.docx
+++ b/public/files/iqac/downloads/EOMS/MDF/WORD/20_Admission.docx
@@ -1923,7 +1923,7 @@
     </w:p>
     <w:tbl>
       <w:tblPr>
-        <w:tblW w:w="10490" w:type="dxa"/>
+        <w:tblW w:w="10340" w:type="dxa"/>
         <w:jc w:val="center"/>
         <w:tblInd w:w="-176" w:type="dxa"/>
         <w:tblBorders>
@@ -1937,18 +1937,18 @@
         <w:tblLook w:val="04A0"/>
       </w:tblPr>
       <w:tblGrid>
-        <w:gridCol w:w="5904"/>
-        <w:gridCol w:w="2210"/>
-        <w:gridCol w:w="2376"/>
+        <w:gridCol w:w="5820"/>
+        <w:gridCol w:w="2178"/>
+        <w:gridCol w:w="2342"/>
       </w:tblGrid>
       <w:tr>
         <w:trPr>
-          <w:trHeight w:val="300"/>
-          <w:jc w:val="center"/>
-        </w:trPr>
-        <w:tc>
-          <w:tcPr>
-            <w:tcW w:w="10490" w:type="dxa"/>
+          <w:trHeight w:val="305"/>
+          <w:jc w:val="center"/>
+        </w:trPr>
+        <w:tc>
+          <w:tcPr>
+            <w:tcW w:w="10340" w:type="dxa"/>
             <w:gridSpan w:val="3"/>
             <w:tcBorders>
               <w:top w:val="nil"/>
@@ -1988,12 +1988,12 @@
       </w:tr>
       <w:tr>
         <w:trPr>
-          <w:trHeight w:val="330"/>
-          <w:jc w:val="center"/>
-        </w:trPr>
-        <w:tc>
-          <w:tcPr>
-            <w:tcW w:w="10490" w:type="dxa"/>
+          <w:trHeight w:val="336"/>
+          <w:jc w:val="center"/>
+        </w:trPr>
+        <w:tc>
+          <w:tcPr>
+            <w:tcW w:w="10340" w:type="dxa"/>
             <w:gridSpan w:val="3"/>
             <w:tcBorders>
               <w:top w:val="nil"/>
@@ -2042,12 +2042,12 @@
       </w:tr>
       <w:tr>
         <w:trPr>
-          <w:trHeight w:val="397"/>
-          <w:jc w:val="center"/>
-        </w:trPr>
-        <w:tc>
-          <w:tcPr>
-            <w:tcW w:w="5904" w:type="dxa"/>
+          <w:trHeight w:val="404"/>
+          <w:jc w:val="center"/>
+        </w:trPr>
+        <w:tc>
+          <w:tcPr>
+            <w:tcW w:w="5820" w:type="dxa"/>
             <w:tcBorders>
               <w:top w:val="single" w:sz="4" w:space="0" w:color="auto"/>
             </w:tcBorders>
@@ -2087,7 +2087,7 @@
         </w:tc>
         <w:tc>
           <w:tcPr>
-            <w:tcW w:w="4586" w:type="dxa"/>
+            <w:tcW w:w="4520" w:type="dxa"/>
             <w:gridSpan w:val="2"/>
             <w:tcBorders>
               <w:top w:val="single" w:sz="4" w:space="0" w:color="auto"/>
@@ -2120,12 +2120,12 @@
       </w:tr>
       <w:tr>
         <w:trPr>
-          <w:trHeight w:val="397"/>
-          <w:jc w:val="center"/>
-        </w:trPr>
-        <w:tc>
-          <w:tcPr>
-            <w:tcW w:w="5904" w:type="dxa"/>
+          <w:trHeight w:val="404"/>
+          <w:jc w:val="center"/>
+        </w:trPr>
+        <w:tc>
+          <w:tcPr>
+            <w:tcW w:w="5820" w:type="dxa"/>
             <w:shd w:val="clear" w:color="auto" w:fill="auto"/>
             <w:noWrap/>
             <w:vAlign w:val="center"/>
@@ -2152,7 +2152,7 @@
         </w:tc>
         <w:tc>
           <w:tcPr>
-            <w:tcW w:w="4586" w:type="dxa"/>
+            <w:tcW w:w="4520" w:type="dxa"/>
             <w:gridSpan w:val="2"/>
             <w:shd w:val="clear" w:color="auto" w:fill="auto"/>
             <w:noWrap/>
@@ -2182,12 +2182,12 @@
       </w:tr>
       <w:tr>
         <w:trPr>
-          <w:trHeight w:val="397"/>
-          <w:jc w:val="center"/>
-        </w:trPr>
-        <w:tc>
-          <w:tcPr>
-            <w:tcW w:w="5904" w:type="dxa"/>
+          <w:trHeight w:val="404"/>
+          <w:jc w:val="center"/>
+        </w:trPr>
+        <w:tc>
+          <w:tcPr>
+            <w:tcW w:w="5820" w:type="dxa"/>
             <w:shd w:val="clear" w:color="auto" w:fill="auto"/>
             <w:noWrap/>
             <w:vAlign w:val="center"/>
@@ -2214,7 +2214,7 @@
         </w:tc>
         <w:tc>
           <w:tcPr>
-            <w:tcW w:w="4586" w:type="dxa"/>
+            <w:tcW w:w="4520" w:type="dxa"/>
             <w:gridSpan w:val="2"/>
             <w:shd w:val="clear" w:color="auto" w:fill="auto"/>
             <w:noWrap/>
@@ -2244,12 +2244,12 @@
       </w:tr>
       <w:tr>
         <w:trPr>
-          <w:trHeight w:val="397"/>
-          <w:jc w:val="center"/>
-        </w:trPr>
-        <w:tc>
-          <w:tcPr>
-            <w:tcW w:w="5904" w:type="dxa"/>
+          <w:trHeight w:val="404"/>
+          <w:jc w:val="center"/>
+        </w:trPr>
+        <w:tc>
+          <w:tcPr>
+            <w:tcW w:w="5820" w:type="dxa"/>
             <w:shd w:val="clear" w:color="auto" w:fill="auto"/>
             <w:noWrap/>
             <w:vAlign w:val="center"/>
@@ -2276,7 +2276,7 @@
         </w:tc>
         <w:tc>
           <w:tcPr>
-            <w:tcW w:w="4586" w:type="dxa"/>
+            <w:tcW w:w="4520" w:type="dxa"/>
             <w:gridSpan w:val="2"/>
             <w:shd w:val="clear" w:color="auto" w:fill="auto"/>
             <w:noWrap/>
@@ -2306,12 +2306,12 @@
       </w:tr>
       <w:tr>
         <w:trPr>
-          <w:trHeight w:val="397"/>
-          <w:jc w:val="center"/>
-        </w:trPr>
-        <w:tc>
-          <w:tcPr>
-            <w:tcW w:w="5904" w:type="dxa"/>
+          <w:trHeight w:val="404"/>
+          <w:jc w:val="center"/>
+        </w:trPr>
+        <w:tc>
+          <w:tcPr>
+            <w:tcW w:w="5820" w:type="dxa"/>
             <w:shd w:val="clear" w:color="auto" w:fill="auto"/>
             <w:noWrap/>
             <w:vAlign w:val="center"/>
@@ -2348,7 +2348,7 @@
         </w:tc>
         <w:tc>
           <w:tcPr>
-            <w:tcW w:w="4586" w:type="dxa"/>
+            <w:tcW w:w="4520" w:type="dxa"/>
             <w:gridSpan w:val="2"/>
             <w:shd w:val="clear" w:color="auto" w:fill="auto"/>
             <w:noWrap/>
@@ -2378,12 +2378,12 @@
       </w:tr>
       <w:tr>
         <w:trPr>
-          <w:trHeight w:val="397"/>
-          <w:jc w:val="center"/>
-        </w:trPr>
-        <w:tc>
-          <w:tcPr>
-            <w:tcW w:w="5904" w:type="dxa"/>
+          <w:trHeight w:val="404"/>
+          <w:jc w:val="center"/>
+        </w:trPr>
+        <w:tc>
+          <w:tcPr>
+            <w:tcW w:w="5820" w:type="dxa"/>
             <w:shd w:val="clear" w:color="auto" w:fill="auto"/>
             <w:noWrap/>
             <w:vAlign w:val="center"/>
@@ -2410,7 +2410,7 @@
         </w:tc>
         <w:tc>
           <w:tcPr>
-            <w:tcW w:w="4586" w:type="dxa"/>
+            <w:tcW w:w="4520" w:type="dxa"/>
             <w:gridSpan w:val="2"/>
             <w:shd w:val="clear" w:color="auto" w:fill="auto"/>
             <w:noWrap/>
@@ -2440,12 +2440,12 @@
       </w:tr>
       <w:tr>
         <w:trPr>
-          <w:trHeight w:val="397"/>
-          <w:jc w:val="center"/>
-        </w:trPr>
-        <w:tc>
-          <w:tcPr>
-            <w:tcW w:w="5904" w:type="dxa"/>
+          <w:trHeight w:val="404"/>
+          <w:jc w:val="center"/>
+        </w:trPr>
+        <w:tc>
+          <w:tcPr>
+            <w:tcW w:w="5820" w:type="dxa"/>
             <w:shd w:val="clear" w:color="auto" w:fill="auto"/>
             <w:noWrap/>
             <w:vAlign w:val="center"/>
@@ -2472,7 +2472,7 @@
         </w:tc>
         <w:tc>
           <w:tcPr>
-            <w:tcW w:w="4586" w:type="dxa"/>
+            <w:tcW w:w="4520" w:type="dxa"/>
             <w:gridSpan w:val="2"/>
             <w:shd w:val="clear" w:color="auto" w:fill="auto"/>
             <w:noWrap/>
@@ -2502,12 +2502,12 @@
       </w:tr>
       <w:tr>
         <w:trPr>
-          <w:trHeight w:val="1800"/>
-          <w:jc w:val="center"/>
-        </w:trPr>
-        <w:tc>
-          <w:tcPr>
-            <w:tcW w:w="5904" w:type="dxa"/>
+          <w:trHeight w:val="1832"/>
+          <w:jc w:val="center"/>
+        </w:trPr>
+        <w:tc>
+          <w:tcPr>
+            <w:tcW w:w="5820" w:type="dxa"/>
             <w:shd w:val="clear" w:color="auto" w:fill="auto"/>
             <w:vAlign w:val="center"/>
             <w:hideMark/>
@@ -2552,7 +2552,7 @@
         </w:tc>
         <w:tc>
           <w:tcPr>
-            <w:tcW w:w="4586" w:type="dxa"/>
+            <w:tcW w:w="4520" w:type="dxa"/>
             <w:gridSpan w:val="2"/>
             <w:shd w:val="clear" w:color="auto" w:fill="auto"/>
             <w:noWrap/>
@@ -2582,12 +2582,12 @@
       </w:tr>
       <w:tr>
         <w:trPr>
-          <w:trHeight w:val="397"/>
-          <w:jc w:val="center"/>
-        </w:trPr>
-        <w:tc>
-          <w:tcPr>
-            <w:tcW w:w="5904" w:type="dxa"/>
+          <w:trHeight w:val="404"/>
+          <w:jc w:val="center"/>
+        </w:trPr>
+        <w:tc>
+          <w:tcPr>
+            <w:tcW w:w="5820" w:type="dxa"/>
             <w:shd w:val="clear" w:color="auto" w:fill="auto"/>
             <w:noWrap/>
             <w:vAlign w:val="center"/>
@@ -2614,7 +2614,7 @@
         </w:tc>
         <w:tc>
           <w:tcPr>
-            <w:tcW w:w="4586" w:type="dxa"/>
+            <w:tcW w:w="4520" w:type="dxa"/>
             <w:gridSpan w:val="2"/>
             <w:shd w:val="clear" w:color="auto" w:fill="auto"/>
             <w:noWrap/>
@@ -2644,12 +2644,12 @@
       </w:tr>
       <w:tr>
         <w:trPr>
-          <w:trHeight w:val="397"/>
-          <w:jc w:val="center"/>
-        </w:trPr>
-        <w:tc>
-          <w:tcPr>
-            <w:tcW w:w="5904" w:type="dxa"/>
+          <w:trHeight w:val="404"/>
+          <w:jc w:val="center"/>
+        </w:trPr>
+        <w:tc>
+          <w:tcPr>
+            <w:tcW w:w="5820" w:type="dxa"/>
             <w:shd w:val="clear" w:color="auto" w:fill="auto"/>
             <w:noWrap/>
             <w:vAlign w:val="center"/>
@@ -2676,7 +2676,7 @@
         </w:tc>
         <w:tc>
           <w:tcPr>
-            <w:tcW w:w="4586" w:type="dxa"/>
+            <w:tcW w:w="4520" w:type="dxa"/>
             <w:gridSpan w:val="2"/>
             <w:shd w:val="clear" w:color="auto" w:fill="auto"/>
             <w:noWrap/>
@@ -2706,12 +2706,12 @@
       </w:tr>
       <w:tr>
         <w:trPr>
-          <w:trHeight w:val="397"/>
-          <w:jc w:val="center"/>
-        </w:trPr>
-        <w:tc>
-          <w:tcPr>
-            <w:tcW w:w="5904" w:type="dxa"/>
+          <w:trHeight w:val="404"/>
+          <w:jc w:val="center"/>
+        </w:trPr>
+        <w:tc>
+          <w:tcPr>
+            <w:tcW w:w="5820" w:type="dxa"/>
             <w:shd w:val="clear" w:color="auto" w:fill="auto"/>
             <w:noWrap/>
             <w:vAlign w:val="center"/>
@@ -2738,7 +2738,7 @@
         </w:tc>
         <w:tc>
           <w:tcPr>
-            <w:tcW w:w="2210" w:type="dxa"/>
+            <w:tcW w:w="2178" w:type="dxa"/>
             <w:shd w:val="clear" w:color="auto" w:fill="auto"/>
             <w:noWrap/>
             <w:vAlign w:val="center"/>
@@ -2769,7 +2769,7 @@
         </w:tc>
         <w:tc>
           <w:tcPr>
-            <w:tcW w:w="2376" w:type="dxa"/>
+            <w:tcW w:w="2342" w:type="dxa"/>
             <w:shd w:val="clear" w:color="auto" w:fill="auto"/>
             <w:noWrap/>
             <w:vAlign w:val="center"/>
@@ -2802,12 +2802,12 @@
       </w:tr>
       <w:tr>
         <w:trPr>
-          <w:trHeight w:val="397"/>
-          <w:jc w:val="center"/>
-        </w:trPr>
-        <w:tc>
-          <w:tcPr>
-            <w:tcW w:w="5904" w:type="dxa"/>
+          <w:trHeight w:val="404"/>
+          <w:jc w:val="center"/>
+        </w:trPr>
+        <w:tc>
+          <w:tcPr>
+            <w:tcW w:w="5820" w:type="dxa"/>
             <w:shd w:val="clear" w:color="auto" w:fill="auto"/>
             <w:noWrap/>
             <w:vAlign w:val="center"/>
@@ -2834,7 +2834,7 @@
         </w:tc>
         <w:tc>
           <w:tcPr>
-            <w:tcW w:w="4586" w:type="dxa"/>
+            <w:tcW w:w="4520" w:type="dxa"/>
             <w:gridSpan w:val="2"/>
             <w:shd w:val="clear" w:color="auto" w:fill="auto"/>
             <w:noWrap/>
@@ -2864,12 +2864,12 @@
       </w:tr>
       <w:tr>
         <w:trPr>
-          <w:trHeight w:val="397"/>
-          <w:jc w:val="center"/>
-        </w:trPr>
-        <w:tc>
-          <w:tcPr>
-            <w:tcW w:w="5904" w:type="dxa"/>
+          <w:trHeight w:val="404"/>
+          <w:jc w:val="center"/>
+        </w:trPr>
+        <w:tc>
+          <w:tcPr>
+            <w:tcW w:w="5820" w:type="dxa"/>
             <w:shd w:val="clear" w:color="auto" w:fill="auto"/>
             <w:noWrap/>
             <w:vAlign w:val="center"/>
@@ -2896,7 +2896,7 @@
         </w:tc>
         <w:tc>
           <w:tcPr>
-            <w:tcW w:w="4586" w:type="dxa"/>
+            <w:tcW w:w="4520" w:type="dxa"/>
             <w:gridSpan w:val="2"/>
             <w:shd w:val="clear" w:color="auto" w:fill="auto"/>
             <w:noWrap/>
@@ -2926,12 +2926,12 @@
       </w:tr>
       <w:tr>
         <w:trPr>
-          <w:trHeight w:val="397"/>
-          <w:jc w:val="center"/>
-        </w:trPr>
-        <w:tc>
-          <w:tcPr>
-            <w:tcW w:w="5904" w:type="dxa"/>
+          <w:trHeight w:val="404"/>
+          <w:jc w:val="center"/>
+        </w:trPr>
+        <w:tc>
+          <w:tcPr>
+            <w:tcW w:w="5820" w:type="dxa"/>
             <w:shd w:val="clear" w:color="auto" w:fill="auto"/>
             <w:noWrap/>
             <w:vAlign w:val="center"/>
@@ -2958,7 +2958,7 @@
         </w:tc>
         <w:tc>
           <w:tcPr>
-            <w:tcW w:w="4586" w:type="dxa"/>
+            <w:tcW w:w="4520" w:type="dxa"/>
             <w:gridSpan w:val="2"/>
             <w:shd w:val="clear" w:color="auto" w:fill="auto"/>
             <w:noWrap/>
@@ -2988,12 +2988,12 @@
       </w:tr>
       <w:tr>
         <w:trPr>
-          <w:trHeight w:val="397"/>
-          <w:jc w:val="center"/>
-        </w:trPr>
-        <w:tc>
-          <w:tcPr>
-            <w:tcW w:w="5904" w:type="dxa"/>
+          <w:trHeight w:val="404"/>
+          <w:jc w:val="center"/>
+        </w:trPr>
+        <w:tc>
+          <w:tcPr>
+            <w:tcW w:w="5820" w:type="dxa"/>
             <w:shd w:val="clear" w:color="auto" w:fill="auto"/>
             <w:noWrap/>
             <w:vAlign w:val="center"/>
@@ -3030,7 +3030,7 @@
         </w:tc>
         <w:tc>
           <w:tcPr>
-            <w:tcW w:w="4586" w:type="dxa"/>
+            <w:tcW w:w="4520" w:type="dxa"/>
             <w:gridSpan w:val="2"/>
             <w:shd w:val="clear" w:color="auto" w:fill="auto"/>
             <w:noWrap/>
@@ -3064,12 +3064,12 @@
       </w:tr>
       <w:tr>
         <w:trPr>
-          <w:trHeight w:val="397"/>
-          <w:jc w:val="center"/>
-        </w:trPr>
-        <w:tc>
-          <w:tcPr>
-            <w:tcW w:w="5904" w:type="dxa"/>
+          <w:trHeight w:val="404"/>
+          <w:jc w:val="center"/>
+        </w:trPr>
+        <w:tc>
+          <w:tcPr>
+            <w:tcW w:w="5820" w:type="dxa"/>
             <w:tcBorders>
               <w:bottom w:val="single" w:sz="4" w:space="0" w:color="auto"/>
             </w:tcBorders>
@@ -3099,7 +3099,7 @@
         </w:tc>
         <w:tc>
           <w:tcPr>
-            <w:tcW w:w="4586" w:type="dxa"/>
+            <w:tcW w:w="4520" w:type="dxa"/>
             <w:gridSpan w:val="2"/>
             <w:tcBorders>
               <w:bottom w:val="single" w:sz="4" w:space="0" w:color="auto"/>
@@ -3132,12 +3132,12 @@
       </w:tr>
       <w:tr>
         <w:trPr>
-          <w:trHeight w:val="499"/>
-          <w:jc w:val="center"/>
-        </w:trPr>
-        <w:tc>
-          <w:tcPr>
-            <w:tcW w:w="10490" w:type="dxa"/>
+          <w:trHeight w:val="508"/>
+          <w:jc w:val="center"/>
+        </w:trPr>
+        <w:tc>
+          <w:tcPr>
+            <w:tcW w:w="10340" w:type="dxa"/>
             <w:gridSpan w:val="3"/>
             <w:tcBorders>
               <w:top w:val="single" w:sz="4" w:space="0" w:color="auto"/>
@@ -3238,12 +3238,12 @@
       </w:tr>
       <w:tr>
         <w:trPr>
-          <w:trHeight w:val="360"/>
-          <w:jc w:val="center"/>
-        </w:trPr>
-        <w:tc>
-          <w:tcPr>
-            <w:tcW w:w="5904" w:type="dxa"/>
+          <w:trHeight w:val="366"/>
+          <w:jc w:val="center"/>
+        </w:trPr>
+        <w:tc>
+          <w:tcPr>
+            <w:tcW w:w="5820" w:type="dxa"/>
             <w:tcBorders>
               <w:top w:val="nil"/>
               <w:left w:val="nil"/>
@@ -3268,7 +3268,7 @@
         </w:tc>
         <w:tc>
           <w:tcPr>
-            <w:tcW w:w="2210" w:type="dxa"/>
+            <w:tcW w:w="2178" w:type="dxa"/>
             <w:tcBorders>
               <w:top w:val="nil"/>
               <w:left w:val="nil"/>
@@ -3293,7 +3293,7 @@
         </w:tc>
         <w:tc>
           <w:tcPr>
-            <w:tcW w:w="2376" w:type="dxa"/>
+            <w:tcW w:w="2342" w:type="dxa"/>
             <w:tcBorders>
               <w:top w:val="nil"/>
               <w:left w:val="nil"/>
@@ -3320,12 +3320,12 @@
       </w:tr>
       <w:tr>
         <w:trPr>
-          <w:trHeight w:val="439"/>
-          <w:jc w:val="center"/>
-        </w:trPr>
-        <w:tc>
-          <w:tcPr>
-            <w:tcW w:w="5904" w:type="dxa"/>
+          <w:trHeight w:val="447"/>
+          <w:jc w:val="center"/>
+        </w:trPr>
+        <w:tc>
+          <w:tcPr>
+            <w:tcW w:w="5820" w:type="dxa"/>
             <w:tcBorders>
               <w:top w:val="nil"/>
               <w:left w:val="nil"/>
@@ -3362,7 +3362,7 @@
         </w:tc>
         <w:tc>
           <w:tcPr>
-            <w:tcW w:w="4586" w:type="dxa"/>
+            <w:tcW w:w="4520" w:type="dxa"/>
             <w:gridSpan w:val="2"/>
             <w:tcBorders>
               <w:top w:val="nil"/>
@@ -3402,12 +3402,12 @@
       </w:tr>
       <w:tr>
         <w:trPr>
-          <w:trHeight w:val="439"/>
-          <w:jc w:val="center"/>
-        </w:trPr>
-        <w:tc>
-          <w:tcPr>
-            <w:tcW w:w="10490" w:type="dxa"/>
+          <w:trHeight w:val="447"/>
+          <w:jc w:val="center"/>
+        </w:trPr>
+        <w:tc>
+          <w:tcPr>
+            <w:tcW w:w="10340" w:type="dxa"/>
             <w:gridSpan w:val="3"/>
             <w:tcBorders>
               <w:top w:val="single" w:sz="4" w:space="0" w:color="auto"/>
@@ -3445,12 +3445,12 @@
       </w:tr>
       <w:tr>
         <w:trPr>
-          <w:trHeight w:val="390"/>
-          <w:jc w:val="center"/>
-        </w:trPr>
-        <w:tc>
-          <w:tcPr>
-            <w:tcW w:w="10490" w:type="dxa"/>
+          <w:trHeight w:val="397"/>
+          <w:jc w:val="center"/>
+        </w:trPr>
+        <w:tc>
+          <w:tcPr>
+            <w:tcW w:w="10340" w:type="dxa"/>
             <w:gridSpan w:val="3"/>
             <w:vMerge w:val="restart"/>
             <w:tcBorders>
@@ -3490,12 +3490,12 @@
       </w:tr>
       <w:tr>
         <w:trPr>
-          <w:trHeight w:val="375"/>
-          <w:jc w:val="center"/>
-        </w:trPr>
-        <w:tc>
-          <w:tcPr>
-            <w:tcW w:w="10490" w:type="dxa"/>
+          <w:trHeight w:val="382"/>
+          <w:jc w:val="center"/>
+        </w:trPr>
+        <w:tc>
+          <w:tcPr>
+            <w:tcW w:w="10340" w:type="dxa"/>
             <w:gridSpan w:val="3"/>
             <w:vMerge/>
             <w:tcBorders>
@@ -3523,12 +3523,12 @@
       </w:tr>
       <w:tr>
         <w:trPr>
-          <w:trHeight w:val="439"/>
-          <w:jc w:val="center"/>
-        </w:trPr>
-        <w:tc>
-          <w:tcPr>
-            <w:tcW w:w="5904" w:type="dxa"/>
+          <w:trHeight w:val="447"/>
+          <w:jc w:val="center"/>
+        </w:trPr>
+        <w:tc>
+          <w:tcPr>
+            <w:tcW w:w="5820" w:type="dxa"/>
             <w:tcBorders>
               <w:top w:val="nil"/>
               <w:left w:val="single" w:sz="4" w:space="0" w:color="auto"/>
@@ -3566,7 +3566,7 @@
         </w:tc>
         <w:tc>
           <w:tcPr>
-            <w:tcW w:w="4586" w:type="dxa"/>
+            <w:tcW w:w="4520" w:type="dxa"/>
             <w:gridSpan w:val="2"/>
             <w:tcBorders>
               <w:top w:val="nil"/>
@@ -3619,25 +3619,25 @@
     <w:tbl>
       <w:tblPr>
         <w:tblStyle w:val="TableGrid"/>
-        <w:tblW w:w="10632" w:type="dxa"/>
+        <w:tblW w:w="10387" w:type="dxa"/>
         <w:jc w:val="center"/>
         <w:tblInd w:w="-601" w:type="dxa"/>
         <w:tblLayout w:type="fixed"/>
         <w:tblLook w:val="04A0"/>
       </w:tblPr>
       <w:tblGrid>
-        <w:gridCol w:w="7939"/>
-        <w:gridCol w:w="1275"/>
-        <w:gridCol w:w="1418"/>
+        <w:gridCol w:w="7756"/>
+        <w:gridCol w:w="1245"/>
+        <w:gridCol w:w="1386"/>
       </w:tblGrid>
       <w:tr>
         <w:trPr>
-          <w:trHeight w:val="926"/>
-          <w:jc w:val="center"/>
-        </w:trPr>
-        <w:tc>
-          <w:tcPr>
-            <w:tcW w:w="7939" w:type="dxa"/>
+          <w:trHeight w:val="1031"/>
+          <w:jc w:val="center"/>
+        </w:trPr>
+        <w:tc>
+          <w:tcPr>
+            <w:tcW w:w="7756" w:type="dxa"/>
             <w:vMerge w:val="restart"/>
           </w:tcPr>
           <w:p>
@@ -3655,6 +3655,7 @@
                 <w:szCs w:val="24"/>
                 <w:lang w:bidi="ta-IN"/>
               </w:rPr>
+              <w:lastRenderedPageBreak/>
               <w:drawing>
                 <wp:inline distT="0" distB="0" distL="0" distR="0">
                   <wp:extent cx="4361564" cy="829156"/>
@@ -3705,7 +3706,7 @@
         </w:tc>
         <w:tc>
           <w:tcPr>
-            <w:tcW w:w="2693" w:type="dxa"/>
+            <w:tcW w:w="2631" w:type="dxa"/>
             <w:gridSpan w:val="2"/>
             <w:vAlign w:val="center"/>
           </w:tcPr>
@@ -3783,12 +3784,12 @@
       </w:tr>
       <w:tr>
         <w:trPr>
-          <w:trHeight w:val="269"/>
-          <w:jc w:val="center"/>
-        </w:trPr>
-        <w:tc>
-          <w:tcPr>
-            <w:tcW w:w="7939" w:type="dxa"/>
+          <w:trHeight w:val="299"/>
+          <w:jc w:val="center"/>
+        </w:trPr>
+        <w:tc>
+          <w:tcPr>
+            <w:tcW w:w="7756" w:type="dxa"/>
             <w:vMerge/>
           </w:tcPr>
           <w:p>
@@ -3803,7 +3804,7 @@
         </w:tc>
         <w:tc>
           <w:tcPr>
-            <w:tcW w:w="1275" w:type="dxa"/>
+            <w:tcW w:w="1245" w:type="dxa"/>
             <w:vAlign w:val="center"/>
           </w:tcPr>
           <w:p>
@@ -3828,7 +3829,7 @@
         </w:tc>
         <w:tc>
           <w:tcPr>
-            <w:tcW w:w="1418" w:type="dxa"/>
+            <w:tcW w:w="1386" w:type="dxa"/>
             <w:vAlign w:val="center"/>
           </w:tcPr>
           <w:p>
@@ -3855,12 +3856,12 @@
       </w:tr>
       <w:tr>
         <w:trPr>
-          <w:trHeight w:val="341"/>
-          <w:jc w:val="center"/>
-        </w:trPr>
-        <w:tc>
-          <w:tcPr>
-            <w:tcW w:w="7939" w:type="dxa"/>
+          <w:trHeight w:val="379"/>
+          <w:jc w:val="center"/>
+        </w:trPr>
+        <w:tc>
+          <w:tcPr>
+            <w:tcW w:w="7756" w:type="dxa"/>
             <w:vAlign w:val="center"/>
           </w:tcPr>
           <w:p>
@@ -3884,7 +3885,7 @@
         </w:tc>
         <w:tc>
           <w:tcPr>
-            <w:tcW w:w="1275" w:type="dxa"/>
+            <w:tcW w:w="1245" w:type="dxa"/>
             <w:vAlign w:val="center"/>
           </w:tcPr>
           <w:p>
@@ -3909,7 +3910,7 @@
         </w:tc>
         <w:tc>
           <w:tcPr>
-            <w:tcW w:w="1418" w:type="dxa"/>
+            <w:tcW w:w="1386" w:type="dxa"/>
             <w:vAlign w:val="center"/>
           </w:tcPr>
           <w:p>
@@ -3936,12 +3937,12 @@
       </w:tr>
       <w:tr>
         <w:trPr>
-          <w:trHeight w:val="179"/>
-          <w:jc w:val="center"/>
-        </w:trPr>
-        <w:tc>
-          <w:tcPr>
-            <w:tcW w:w="7939" w:type="dxa"/>
+          <w:trHeight w:val="200"/>
+          <w:jc w:val="center"/>
+        </w:trPr>
+        <w:tc>
+          <w:tcPr>
+            <w:tcW w:w="7756" w:type="dxa"/>
             <w:vAlign w:val="center"/>
           </w:tcPr>
           <w:p>
@@ -4011,7 +4012,7 @@
         </w:tc>
         <w:tc>
           <w:tcPr>
-            <w:tcW w:w="1275" w:type="dxa"/>
+            <w:tcW w:w="1245" w:type="dxa"/>
             <w:vAlign w:val="center"/>
           </w:tcPr>
           <w:p>
@@ -4036,7 +4037,7 @@
         </w:tc>
         <w:tc>
           <w:tcPr>
-            <w:tcW w:w="1418" w:type="dxa"/>
+            <w:tcW w:w="1386" w:type="dxa"/>
             <w:vAlign w:val="center"/>
           </w:tcPr>
           <w:p>
@@ -4072,23 +4073,23 @@
     </w:p>
     <w:tbl>
       <w:tblPr>
-        <w:tblW w:w="10590" w:type="dxa"/>
+        <w:tblW w:w="10468" w:type="dxa"/>
         <w:jc w:val="center"/>
         <w:tblLook w:val="04A0"/>
       </w:tblPr>
       <w:tblGrid>
-        <w:gridCol w:w="6013"/>
-        <w:gridCol w:w="3840"/>
-        <w:gridCol w:w="737"/>
+        <w:gridCol w:w="5944"/>
+        <w:gridCol w:w="3796"/>
+        <w:gridCol w:w="728"/>
       </w:tblGrid>
       <w:tr>
         <w:trPr>
-          <w:trHeight w:val="352"/>
-          <w:jc w:val="center"/>
-        </w:trPr>
-        <w:tc>
-          <w:tcPr>
-            <w:tcW w:w="10590" w:type="dxa"/>
+          <w:trHeight w:val="358"/>
+          <w:jc w:val="center"/>
+        </w:trPr>
+        <w:tc>
+          <w:tcPr>
+            <w:tcW w:w="10468" w:type="dxa"/>
             <w:gridSpan w:val="3"/>
             <w:shd w:val="clear" w:color="auto" w:fill="auto"/>
             <w:noWrap/>
@@ -4118,12 +4119,12 @@
       </w:tr>
       <w:tr>
         <w:trPr>
-          <w:trHeight w:val="374"/>
-          <w:jc w:val="center"/>
-        </w:trPr>
-        <w:tc>
-          <w:tcPr>
-            <w:tcW w:w="10590" w:type="dxa"/>
+          <w:trHeight w:val="380"/>
+          <w:jc w:val="center"/>
+        </w:trPr>
+        <w:tc>
+          <w:tcPr>
+            <w:tcW w:w="10468" w:type="dxa"/>
             <w:gridSpan w:val="3"/>
             <w:tcBorders>
               <w:bottom w:val="single" w:sz="4" w:space="0" w:color="auto"/>
@@ -4155,12 +4156,12 @@
       </w:tr>
       <w:tr>
         <w:trPr>
-          <w:trHeight w:val="391"/>
-          <w:jc w:val="center"/>
-        </w:trPr>
-        <w:tc>
-          <w:tcPr>
-            <w:tcW w:w="6013" w:type="dxa"/>
+          <w:trHeight w:val="397"/>
+          <w:jc w:val="center"/>
+        </w:trPr>
+        <w:tc>
+          <w:tcPr>
+            <w:tcW w:w="5944" w:type="dxa"/>
             <w:tcBorders>
               <w:top w:val="single" w:sz="4" w:space="0" w:color="auto"/>
               <w:left w:val="single" w:sz="4" w:space="0" w:color="auto"/>
@@ -4203,7 +4204,7 @@
         </w:tc>
         <w:tc>
           <w:tcPr>
-            <w:tcW w:w="4577" w:type="dxa"/>
+            <w:tcW w:w="4524" w:type="dxa"/>
             <w:gridSpan w:val="2"/>
             <w:tcBorders>
               <w:top w:val="single" w:sz="4" w:space="0" w:color="auto"/>
@@ -4239,12 +4240,12 @@
       </w:tr>
       <w:tr>
         <w:trPr>
-          <w:trHeight w:val="391"/>
-          <w:jc w:val="center"/>
-        </w:trPr>
-        <w:tc>
-          <w:tcPr>
-            <w:tcW w:w="6013" w:type="dxa"/>
+          <w:trHeight w:val="397"/>
+          <w:jc w:val="center"/>
+        </w:trPr>
+        <w:tc>
+          <w:tcPr>
+            <w:tcW w:w="5944" w:type="dxa"/>
             <w:tcBorders>
               <w:top w:val="nil"/>
               <w:left w:val="single" w:sz="4" w:space="0" w:color="auto"/>
@@ -4277,7 +4278,7 @@
         </w:tc>
         <w:tc>
           <w:tcPr>
-            <w:tcW w:w="4577" w:type="dxa"/>
+            <w:tcW w:w="4524" w:type="dxa"/>
             <w:gridSpan w:val="2"/>
             <w:tcBorders>
               <w:top w:val="single" w:sz="4" w:space="0" w:color="auto"/>
@@ -4313,12 +4314,12 @@
       </w:tr>
       <w:tr>
         <w:trPr>
-          <w:trHeight w:val="391"/>
-          <w:jc w:val="center"/>
-        </w:trPr>
-        <w:tc>
-          <w:tcPr>
-            <w:tcW w:w="6013" w:type="dxa"/>
+          <w:trHeight w:val="397"/>
+          <w:jc w:val="center"/>
+        </w:trPr>
+        <w:tc>
+          <w:tcPr>
+            <w:tcW w:w="5944" w:type="dxa"/>
             <w:tcBorders>
               <w:top w:val="nil"/>
               <w:left w:val="single" w:sz="4" w:space="0" w:color="auto"/>
@@ -4351,7 +4352,7 @@
         </w:tc>
         <w:tc>
           <w:tcPr>
-            <w:tcW w:w="4577" w:type="dxa"/>
+            <w:tcW w:w="4524" w:type="dxa"/>
             <w:gridSpan w:val="2"/>
             <w:tcBorders>
               <w:top w:val="single" w:sz="4" w:space="0" w:color="auto"/>
@@ -4387,12 +4388,12 @@
       </w:tr>
       <w:tr>
         <w:trPr>
-          <w:trHeight w:val="391"/>
-          <w:jc w:val="center"/>
-        </w:trPr>
-        <w:tc>
-          <w:tcPr>
-            <w:tcW w:w="6013" w:type="dxa"/>
+          <w:trHeight w:val="397"/>
+          <w:jc w:val="center"/>
+        </w:trPr>
+        <w:tc>
+          <w:tcPr>
+            <w:tcW w:w="5944" w:type="dxa"/>
             <w:tcBorders>
               <w:top w:val="nil"/>
               <w:left w:val="single" w:sz="4" w:space="0" w:color="auto"/>
@@ -4425,7 +4426,7 @@
         </w:tc>
         <w:tc>
           <w:tcPr>
-            <w:tcW w:w="4577" w:type="dxa"/>
+            <w:tcW w:w="4524" w:type="dxa"/>
             <w:gridSpan w:val="2"/>
             <w:tcBorders>
               <w:top w:val="single" w:sz="4" w:space="0" w:color="auto"/>
@@ -4461,12 +4462,12 @@
       </w:tr>
       <w:tr>
         <w:trPr>
-          <w:trHeight w:val="391"/>
-          <w:jc w:val="center"/>
-        </w:trPr>
-        <w:tc>
-          <w:tcPr>
-            <w:tcW w:w="6013" w:type="dxa"/>
+          <w:trHeight w:val="397"/>
+          <w:jc w:val="center"/>
+        </w:trPr>
+        <w:tc>
+          <w:tcPr>
+            <w:tcW w:w="5944" w:type="dxa"/>
             <w:tcBorders>
               <w:top w:val="nil"/>
               <w:left w:val="single" w:sz="4" w:space="0" w:color="auto"/>
@@ -4553,7 +4554,7 @@
         </w:tc>
         <w:tc>
           <w:tcPr>
-            <w:tcW w:w="4577" w:type="dxa"/>
+            <w:tcW w:w="4524" w:type="dxa"/>
             <w:gridSpan w:val="2"/>
             <w:tcBorders>
               <w:top w:val="single" w:sz="4" w:space="0" w:color="auto"/>
@@ -4589,12 +4590,12 @@
       </w:tr>
       <w:tr>
         <w:trPr>
-          <w:trHeight w:val="391"/>
-          <w:jc w:val="center"/>
-        </w:trPr>
-        <w:tc>
-          <w:tcPr>
-            <w:tcW w:w="6013" w:type="dxa"/>
+          <w:trHeight w:val="397"/>
+          <w:jc w:val="center"/>
+        </w:trPr>
+        <w:tc>
+          <w:tcPr>
+            <w:tcW w:w="5944" w:type="dxa"/>
             <w:tcBorders>
               <w:top w:val="nil"/>
               <w:left w:val="single" w:sz="4" w:space="0" w:color="auto"/>
@@ -4627,7 +4628,7 @@
         </w:tc>
         <w:tc>
           <w:tcPr>
-            <w:tcW w:w="4577" w:type="dxa"/>
+            <w:tcW w:w="4524" w:type="dxa"/>
             <w:gridSpan w:val="2"/>
             <w:tcBorders>
               <w:top w:val="single" w:sz="4" w:space="0" w:color="auto"/>
@@ -4663,12 +4664,12 @@
       </w:tr>
       <w:tr>
         <w:trPr>
-          <w:trHeight w:val="391"/>
-          <w:jc w:val="center"/>
-        </w:trPr>
-        <w:tc>
-          <w:tcPr>
-            <w:tcW w:w="6013" w:type="dxa"/>
+          <w:trHeight w:val="397"/>
+          <w:jc w:val="center"/>
+        </w:trPr>
+        <w:tc>
+          <w:tcPr>
+            <w:tcW w:w="5944" w:type="dxa"/>
             <w:tcBorders>
               <w:top w:val="nil"/>
               <w:left w:val="single" w:sz="4" w:space="0" w:color="auto"/>
@@ -4701,7 +4702,7 @@
         </w:tc>
         <w:tc>
           <w:tcPr>
-            <w:tcW w:w="4577" w:type="dxa"/>
+            <w:tcW w:w="4524" w:type="dxa"/>
             <w:gridSpan w:val="2"/>
             <w:tcBorders>
               <w:top w:val="single" w:sz="4" w:space="0" w:color="auto"/>
@@ -4737,12 +4738,12 @@
       </w:tr>
       <w:tr>
         <w:trPr>
-          <w:trHeight w:val="989"/>
-          <w:jc w:val="center"/>
-        </w:trPr>
-        <w:tc>
-          <w:tcPr>
-            <w:tcW w:w="6013" w:type="dxa"/>
+          <w:trHeight w:val="1005"/>
+          <w:jc w:val="center"/>
+        </w:trPr>
+        <w:tc>
+          <w:tcPr>
+            <w:tcW w:w="5944" w:type="dxa"/>
             <w:tcBorders>
               <w:top w:val="nil"/>
               <w:left w:val="single" w:sz="4" w:space="0" w:color="auto"/>
@@ -4793,7 +4794,7 @@
         </w:tc>
         <w:tc>
           <w:tcPr>
-            <w:tcW w:w="4577" w:type="dxa"/>
+            <w:tcW w:w="4524" w:type="dxa"/>
             <w:gridSpan w:val="2"/>
             <w:tcBorders>
               <w:top w:val="single" w:sz="4" w:space="0" w:color="auto"/>
@@ -4829,12 +4830,12 @@
       </w:tr>
       <w:tr>
         <w:trPr>
-          <w:trHeight w:val="391"/>
-          <w:jc w:val="center"/>
-        </w:trPr>
-        <w:tc>
-          <w:tcPr>
-            <w:tcW w:w="6013" w:type="dxa"/>
+          <w:trHeight w:val="397"/>
+          <w:jc w:val="center"/>
+        </w:trPr>
+        <w:tc>
+          <w:tcPr>
+            <w:tcW w:w="5944" w:type="dxa"/>
             <w:tcBorders>
               <w:top w:val="nil"/>
               <w:left w:val="single" w:sz="4" w:space="0" w:color="auto"/>
@@ -4867,7 +4868,7 @@
         </w:tc>
         <w:tc>
           <w:tcPr>
-            <w:tcW w:w="4577" w:type="dxa"/>
+            <w:tcW w:w="4524" w:type="dxa"/>
             <w:gridSpan w:val="2"/>
             <w:tcBorders>
               <w:top w:val="single" w:sz="4" w:space="0" w:color="auto"/>
@@ -4903,12 +4904,12 @@
       </w:tr>
       <w:tr>
         <w:trPr>
-          <w:trHeight w:val="391"/>
-          <w:jc w:val="center"/>
-        </w:trPr>
-        <w:tc>
-          <w:tcPr>
-            <w:tcW w:w="6013" w:type="dxa"/>
+          <w:trHeight w:val="397"/>
+          <w:jc w:val="center"/>
+        </w:trPr>
+        <w:tc>
+          <w:tcPr>
+            <w:tcW w:w="5944" w:type="dxa"/>
             <w:tcBorders>
               <w:top w:val="nil"/>
               <w:left w:val="single" w:sz="4" w:space="0" w:color="auto"/>
@@ -4941,7 +4942,7 @@
         </w:tc>
         <w:tc>
           <w:tcPr>
-            <w:tcW w:w="4577" w:type="dxa"/>
+            <w:tcW w:w="4524" w:type="dxa"/>
             <w:gridSpan w:val="2"/>
             <w:tcBorders>
               <w:top w:val="single" w:sz="4" w:space="0" w:color="auto"/>
@@ -4977,12 +4978,12 @@
       </w:tr>
       <w:tr>
         <w:trPr>
-          <w:trHeight w:val="391"/>
-          <w:jc w:val="center"/>
-        </w:trPr>
-        <w:tc>
-          <w:tcPr>
-            <w:tcW w:w="6013" w:type="dxa"/>
+          <w:trHeight w:val="397"/>
+          <w:jc w:val="center"/>
+        </w:trPr>
+        <w:tc>
+          <w:tcPr>
+            <w:tcW w:w="5944" w:type="dxa"/>
             <w:tcBorders>
               <w:top w:val="nil"/>
               <w:left w:val="single" w:sz="4" w:space="0" w:color="auto"/>
@@ -5015,7 +5016,7 @@
         </w:tc>
         <w:tc>
           <w:tcPr>
-            <w:tcW w:w="4577" w:type="dxa"/>
+            <w:tcW w:w="4524" w:type="dxa"/>
             <w:gridSpan w:val="2"/>
             <w:tcBorders>
               <w:top w:val="single" w:sz="4" w:space="0" w:color="auto"/>
@@ -5051,12 +5052,12 @@
       </w:tr>
       <w:tr>
         <w:trPr>
-          <w:trHeight w:val="391"/>
-          <w:jc w:val="center"/>
-        </w:trPr>
-        <w:tc>
-          <w:tcPr>
-            <w:tcW w:w="6013" w:type="dxa"/>
+          <w:trHeight w:val="397"/>
+          <w:jc w:val="center"/>
+        </w:trPr>
+        <w:tc>
+          <w:tcPr>
+            <w:tcW w:w="5944" w:type="dxa"/>
             <w:tcBorders>
               <w:top w:val="nil"/>
               <w:left w:val="single" w:sz="4" w:space="0" w:color="auto"/>
@@ -5089,7 +5090,7 @@
         </w:tc>
         <w:tc>
           <w:tcPr>
-            <w:tcW w:w="4577" w:type="dxa"/>
+            <w:tcW w:w="4524" w:type="dxa"/>
             <w:gridSpan w:val="2"/>
             <w:tcBorders>
               <w:top w:val="single" w:sz="4" w:space="0" w:color="auto"/>
@@ -5125,12 +5126,12 @@
       </w:tr>
       <w:tr>
         <w:trPr>
-          <w:trHeight w:val="391"/>
-          <w:jc w:val="center"/>
-        </w:trPr>
-        <w:tc>
-          <w:tcPr>
-            <w:tcW w:w="6013" w:type="dxa"/>
+          <w:trHeight w:val="397"/>
+          <w:jc w:val="center"/>
+        </w:trPr>
+        <w:tc>
+          <w:tcPr>
+            <w:tcW w:w="5944" w:type="dxa"/>
             <w:tcBorders>
               <w:top w:val="nil"/>
               <w:left w:val="single" w:sz="4" w:space="0" w:color="auto"/>
@@ -5163,7 +5164,7 @@
         </w:tc>
         <w:tc>
           <w:tcPr>
-            <w:tcW w:w="4577" w:type="dxa"/>
+            <w:tcW w:w="4524" w:type="dxa"/>
             <w:gridSpan w:val="2"/>
             <w:tcBorders>
               <w:top w:val="single" w:sz="4" w:space="0" w:color="auto"/>
@@ -5199,12 +5200,12 @@
       </w:tr>
       <w:tr>
         <w:trPr>
-          <w:trHeight w:val="391"/>
-          <w:jc w:val="center"/>
-        </w:trPr>
-        <w:tc>
-          <w:tcPr>
-            <w:tcW w:w="6013" w:type="dxa"/>
+          <w:trHeight w:val="397"/>
+          <w:jc w:val="center"/>
+        </w:trPr>
+        <w:tc>
+          <w:tcPr>
+            <w:tcW w:w="5944" w:type="dxa"/>
             <w:tcBorders>
               <w:top w:val="nil"/>
               <w:left w:val="single" w:sz="4" w:space="0" w:color="auto"/>
@@ -5237,7 +5238,7 @@
         </w:tc>
         <w:tc>
           <w:tcPr>
-            <w:tcW w:w="4577" w:type="dxa"/>
+            <w:tcW w:w="4524" w:type="dxa"/>
             <w:gridSpan w:val="2"/>
             <w:tcBorders>
               <w:top w:val="single" w:sz="4" w:space="0" w:color="auto"/>
@@ -5273,12 +5274,12 @@
       </w:tr>
       <w:tr>
         <w:trPr>
-          <w:trHeight w:val="391"/>
-          <w:jc w:val="center"/>
-        </w:trPr>
-        <w:tc>
-          <w:tcPr>
-            <w:tcW w:w="6013" w:type="dxa"/>
+          <w:trHeight w:val="397"/>
+          <w:jc w:val="center"/>
+        </w:trPr>
+        <w:tc>
+          <w:tcPr>
+            <w:tcW w:w="5944" w:type="dxa"/>
             <w:tcBorders>
               <w:top w:val="nil"/>
               <w:left w:val="single" w:sz="4" w:space="0" w:color="auto"/>
@@ -5311,7 +5312,7 @@
         </w:tc>
         <w:tc>
           <w:tcPr>
-            <w:tcW w:w="4577" w:type="dxa"/>
+            <w:tcW w:w="4524" w:type="dxa"/>
             <w:gridSpan w:val="2"/>
             <w:tcBorders>
               <w:top w:val="single" w:sz="4" w:space="0" w:color="auto"/>
@@ -5347,12 +5348,12 @@
       </w:tr>
       <w:tr>
         <w:trPr>
-          <w:trHeight w:val="391"/>
-          <w:jc w:val="center"/>
-        </w:trPr>
-        <w:tc>
-          <w:tcPr>
-            <w:tcW w:w="6013" w:type="dxa"/>
+          <w:trHeight w:val="397"/>
+          <w:jc w:val="center"/>
+        </w:trPr>
+        <w:tc>
+          <w:tcPr>
+            <w:tcW w:w="5944" w:type="dxa"/>
             <w:tcBorders>
               <w:top w:val="nil"/>
               <w:left w:val="single" w:sz="4" w:space="0" w:color="auto"/>
@@ -5385,7 +5386,7 @@
         </w:tc>
         <w:tc>
           <w:tcPr>
-            <w:tcW w:w="4577" w:type="dxa"/>
+            <w:tcW w:w="4524" w:type="dxa"/>
             <w:gridSpan w:val="2"/>
             <w:tcBorders>
               <w:top w:val="single" w:sz="4" w:space="0" w:color="auto"/>
@@ -5421,12 +5422,12 @@
       </w:tr>
       <w:tr>
         <w:trPr>
-          <w:trHeight w:val="396"/>
-          <w:jc w:val="center"/>
-        </w:trPr>
-        <w:tc>
-          <w:tcPr>
-            <w:tcW w:w="6013" w:type="dxa"/>
+          <w:trHeight w:val="402"/>
+          <w:jc w:val="center"/>
+        </w:trPr>
+        <w:tc>
+          <w:tcPr>
+            <w:tcW w:w="5944" w:type="dxa"/>
             <w:tcBorders>
               <w:top w:val="nil"/>
               <w:left w:val="nil"/>
@@ -5451,7 +5452,7 @@
         </w:tc>
         <w:tc>
           <w:tcPr>
-            <w:tcW w:w="3840" w:type="dxa"/>
+            <w:tcW w:w="3796" w:type="dxa"/>
             <w:tcBorders>
               <w:top w:val="nil"/>
               <w:left w:val="nil"/>
@@ -5477,7 +5478,7 @@
         </w:tc>
         <w:tc>
           <w:tcPr>
-            <w:tcW w:w="737" w:type="dxa"/>
+            <w:tcW w:w="728" w:type="dxa"/>
             <w:tcBorders>
               <w:top w:val="nil"/>
               <w:left w:val="nil"/>
@@ -5504,12 +5505,12 @@
       </w:tr>
       <w:tr>
         <w:trPr>
-          <w:trHeight w:val="433"/>
-          <w:jc w:val="center"/>
-        </w:trPr>
-        <w:tc>
-          <w:tcPr>
-            <w:tcW w:w="6013" w:type="dxa"/>
+          <w:trHeight w:val="440"/>
+          <w:jc w:val="center"/>
+        </w:trPr>
+        <w:tc>
+          <w:tcPr>
+            <w:tcW w:w="5944" w:type="dxa"/>
             <w:tcBorders>
               <w:top w:val="nil"/>
               <w:left w:val="nil"/>
@@ -5552,7 +5553,7 @@
         </w:tc>
         <w:tc>
           <w:tcPr>
-            <w:tcW w:w="4577" w:type="dxa"/>
+            <w:tcW w:w="4524" w:type="dxa"/>
             <w:gridSpan w:val="2"/>
             <w:tcBorders>
               <w:top w:val="nil"/>
@@ -5588,12 +5589,12 @@
       </w:tr>
       <w:tr>
         <w:trPr>
-          <w:trHeight w:val="96"/>
-          <w:jc w:val="center"/>
-        </w:trPr>
-        <w:tc>
-          <w:tcPr>
-            <w:tcW w:w="10590" w:type="dxa"/>
+          <w:trHeight w:val="98"/>
+          <w:jc w:val="center"/>
+        </w:trPr>
+        <w:tc>
+          <w:tcPr>
+            <w:tcW w:w="10468" w:type="dxa"/>
             <w:gridSpan w:val="3"/>
             <w:tcBorders>
               <w:top w:val="nil"/>
@@ -5621,12 +5622,12 @@
       </w:tr>
       <w:tr>
         <w:trPr>
-          <w:trHeight w:val="340"/>
-          <w:jc w:val="center"/>
-        </w:trPr>
-        <w:tc>
-          <w:tcPr>
-            <w:tcW w:w="10590" w:type="dxa"/>
+          <w:trHeight w:val="346"/>
+          <w:jc w:val="center"/>
+        </w:trPr>
+        <w:tc>
+          <w:tcPr>
+            <w:tcW w:w="10468" w:type="dxa"/>
             <w:gridSpan w:val="3"/>
             <w:tcBorders>
               <w:top w:val="single" w:sz="4" w:space="0" w:color="auto"/>
@@ -5667,12 +5668,12 @@
       </w:tr>
       <w:tr>
         <w:trPr>
-          <w:trHeight w:val="101"/>
-          <w:jc w:val="center"/>
-        </w:trPr>
-        <w:tc>
-          <w:tcPr>
-            <w:tcW w:w="6013" w:type="dxa"/>
+          <w:trHeight w:val="103"/>
+          <w:jc w:val="center"/>
+        </w:trPr>
+        <w:tc>
+          <w:tcPr>
+            <w:tcW w:w="5944" w:type="dxa"/>
             <w:tcBorders>
               <w:top w:val="nil"/>
               <w:left w:val="single" w:sz="4" w:space="0" w:color="auto"/>
@@ -5705,7 +5706,7 @@
         </w:tc>
         <w:tc>
           <w:tcPr>
-            <w:tcW w:w="4577" w:type="dxa"/>
+            <w:tcW w:w="4524" w:type="dxa"/>
             <w:gridSpan w:val="2"/>
             <w:tcBorders>
               <w:top w:val="nil"/>
@@ -5732,12 +5733,12 @@
       </w:tr>
       <w:tr>
         <w:trPr>
-          <w:trHeight w:val="296"/>
-          <w:jc w:val="center"/>
-        </w:trPr>
-        <w:tc>
-          <w:tcPr>
-            <w:tcW w:w="10590" w:type="dxa"/>
+          <w:trHeight w:val="301"/>
+          <w:jc w:val="center"/>
+        </w:trPr>
+        <w:tc>
+          <w:tcPr>
+            <w:tcW w:w="10468" w:type="dxa"/>
             <w:gridSpan w:val="3"/>
             <w:tcBorders>
               <w:top w:val="nil"/>
@@ -5780,12 +5781,12 @@
       </w:tr>
       <w:tr>
         <w:trPr>
-          <w:trHeight w:val="325"/>
-          <w:jc w:val="center"/>
-        </w:trPr>
-        <w:tc>
-          <w:tcPr>
-            <w:tcW w:w="6013" w:type="dxa"/>
+          <w:trHeight w:val="330"/>
+          <w:jc w:val="center"/>
+        </w:trPr>
+        <w:tc>
+          <w:tcPr>
+            <w:tcW w:w="5944" w:type="dxa"/>
             <w:tcBorders>
               <w:top w:val="nil"/>
               <w:left w:val="single" w:sz="4" w:space="0" w:color="auto"/>
@@ -5817,7 +5818,7 @@
         </w:tc>
         <w:tc>
           <w:tcPr>
-            <w:tcW w:w="4577" w:type="dxa"/>
+            <w:tcW w:w="4524" w:type="dxa"/>
             <w:gridSpan w:val="2"/>
             <w:tcBorders>
               <w:top w:val="nil"/>
@@ -5852,12 +5853,12 @@
       </w:tr>
       <w:tr>
         <w:trPr>
-          <w:trHeight w:val="396"/>
-          <w:jc w:val="center"/>
-        </w:trPr>
-        <w:tc>
-          <w:tcPr>
-            <w:tcW w:w="6013" w:type="dxa"/>
+          <w:trHeight w:val="402"/>
+          <w:jc w:val="center"/>
+        </w:trPr>
+        <w:tc>
+          <w:tcPr>
+            <w:tcW w:w="5944" w:type="dxa"/>
             <w:tcBorders>
               <w:top w:val="nil"/>
               <w:left w:val="single" w:sz="4" w:space="0" w:color="auto"/>
@@ -5889,7 +5890,7 @@
         </w:tc>
         <w:tc>
           <w:tcPr>
-            <w:tcW w:w="4577" w:type="dxa"/>
+            <w:tcW w:w="4524" w:type="dxa"/>
             <w:gridSpan w:val="2"/>
             <w:tcBorders>
               <w:top w:val="nil"/>
@@ -5916,12 +5917,12 @@
       </w:tr>
       <w:tr>
         <w:trPr>
-          <w:trHeight w:val="547"/>
-          <w:jc w:val="center"/>
-        </w:trPr>
-        <w:tc>
-          <w:tcPr>
-            <w:tcW w:w="10590" w:type="dxa"/>
+          <w:trHeight w:val="556"/>
+          <w:jc w:val="center"/>
+        </w:trPr>
+        <w:tc>
+          <w:tcPr>
+            <w:tcW w:w="10468" w:type="dxa"/>
             <w:gridSpan w:val="3"/>
             <w:tcBorders>
               <w:top w:val="nil"/>
@@ -5975,25 +5976,25 @@
     <w:tbl>
       <w:tblPr>
         <w:tblStyle w:val="TableGrid"/>
-        <w:tblW w:w="10621" w:type="dxa"/>
+        <w:tblW w:w="10240" w:type="dxa"/>
         <w:jc w:val="center"/>
         <w:tblInd w:w="-469" w:type="dxa"/>
         <w:tblLayout w:type="fixed"/>
         <w:tblLook w:val="04A0"/>
       </w:tblPr>
       <w:tblGrid>
-        <w:gridCol w:w="7786"/>
-        <w:gridCol w:w="1276"/>
-        <w:gridCol w:w="1559"/>
+        <w:gridCol w:w="7507"/>
+        <w:gridCol w:w="1230"/>
+        <w:gridCol w:w="1503"/>
       </w:tblGrid>
       <w:tr>
         <w:trPr>
-          <w:trHeight w:val="926"/>
-          <w:jc w:val="center"/>
-        </w:trPr>
-        <w:tc>
-          <w:tcPr>
-            <w:tcW w:w="7786" w:type="dxa"/>
+          <w:trHeight w:val="1011"/>
+          <w:jc w:val="center"/>
+        </w:trPr>
+        <w:tc>
+          <w:tcPr>
+            <w:tcW w:w="7507" w:type="dxa"/>
             <w:vMerge w:val="restart"/>
           </w:tcPr>
           <w:p>
@@ -6062,7 +6063,7 @@
         </w:tc>
         <w:tc>
           <w:tcPr>
-            <w:tcW w:w="2835" w:type="dxa"/>
+            <w:tcW w:w="2733" w:type="dxa"/>
             <w:gridSpan w:val="2"/>
             <w:vAlign w:val="center"/>
           </w:tcPr>
@@ -6140,12 +6141,12 @@
       </w:tr>
       <w:tr>
         <w:trPr>
-          <w:trHeight w:val="269"/>
-          <w:jc w:val="center"/>
-        </w:trPr>
-        <w:tc>
-          <w:tcPr>
-            <w:tcW w:w="7786" w:type="dxa"/>
+          <w:trHeight w:val="294"/>
+          <w:jc w:val="center"/>
+        </w:trPr>
+        <w:tc>
+          <w:tcPr>
+            <w:tcW w:w="7507" w:type="dxa"/>
             <w:vMerge/>
           </w:tcPr>
           <w:p>
@@ -6160,7 +6161,7 @@
         </w:tc>
         <w:tc>
           <w:tcPr>
-            <w:tcW w:w="1276" w:type="dxa"/>
+            <w:tcW w:w="1230" w:type="dxa"/>
             <w:vAlign w:val="center"/>
           </w:tcPr>
           <w:p>
@@ -6185,7 +6186,7 @@
         </w:tc>
         <w:tc>
           <w:tcPr>
-            <w:tcW w:w="1559" w:type="dxa"/>
+            <w:tcW w:w="1503" w:type="dxa"/>
             <w:vAlign w:val="center"/>
           </w:tcPr>
           <w:p>
@@ -6212,12 +6213,12 @@
       </w:tr>
       <w:tr>
         <w:trPr>
-          <w:trHeight w:val="341"/>
-          <w:jc w:val="center"/>
-        </w:trPr>
-        <w:tc>
-          <w:tcPr>
-            <w:tcW w:w="7786" w:type="dxa"/>
+          <w:trHeight w:val="372"/>
+          <w:jc w:val="center"/>
+        </w:trPr>
+        <w:tc>
+          <w:tcPr>
+            <w:tcW w:w="7507" w:type="dxa"/>
             <w:vAlign w:val="center"/>
           </w:tcPr>
           <w:p>
@@ -6241,7 +6242,7 @@
         </w:tc>
         <w:tc>
           <w:tcPr>
-            <w:tcW w:w="1276" w:type="dxa"/>
+            <w:tcW w:w="1230" w:type="dxa"/>
             <w:vAlign w:val="center"/>
           </w:tcPr>
           <w:p>
@@ -6266,7 +6267,7 @@
         </w:tc>
         <w:tc>
           <w:tcPr>
-            <w:tcW w:w="1559" w:type="dxa"/>
+            <w:tcW w:w="1503" w:type="dxa"/>
             <w:vAlign w:val="center"/>
           </w:tcPr>
           <w:p>
@@ -6293,12 +6294,12 @@
       </w:tr>
       <w:tr>
         <w:trPr>
-          <w:trHeight w:val="179"/>
-          <w:jc w:val="center"/>
-        </w:trPr>
-        <w:tc>
-          <w:tcPr>
-            <w:tcW w:w="7786" w:type="dxa"/>
+          <w:trHeight w:val="196"/>
+          <w:jc w:val="center"/>
+        </w:trPr>
+        <w:tc>
+          <w:tcPr>
+            <w:tcW w:w="7507" w:type="dxa"/>
             <w:vAlign w:val="center"/>
           </w:tcPr>
           <w:p>
@@ -6405,7 +6406,7 @@
         </w:tc>
         <w:tc>
           <w:tcPr>
-            <w:tcW w:w="1276" w:type="dxa"/>
+            <w:tcW w:w="1230" w:type="dxa"/>
             <w:vAlign w:val="center"/>
           </w:tcPr>
           <w:p>
@@ -6430,7 +6431,7 @@
         </w:tc>
         <w:tc>
           <w:tcPr>
-            <w:tcW w:w="1559" w:type="dxa"/>
+            <w:tcW w:w="1503" w:type="dxa"/>
             <w:vAlign w:val="center"/>
           </w:tcPr>
           <w:p>
@@ -6466,22 +6467,22 @@
     </w:p>
     <w:tbl>
       <w:tblPr>
-        <w:tblW w:w="10619" w:type="dxa"/>
+        <w:tblW w:w="10157" w:type="dxa"/>
         <w:jc w:val="center"/>
         <w:tblLook w:val="04A0"/>
       </w:tblPr>
       <w:tblGrid>
-        <w:gridCol w:w="6049"/>
-        <w:gridCol w:w="4570"/>
+        <w:gridCol w:w="5786"/>
+        <w:gridCol w:w="4371"/>
       </w:tblGrid>
       <w:tr>
         <w:trPr>
-          <w:trHeight w:val="300"/>
-          <w:jc w:val="center"/>
-        </w:trPr>
-        <w:tc>
-          <w:tcPr>
-            <w:tcW w:w="10619" w:type="dxa"/>
+          <w:trHeight w:val="301"/>
+          <w:jc w:val="center"/>
+        </w:trPr>
+        <w:tc>
+          <w:tcPr>
+            <w:tcW w:w="10157" w:type="dxa"/>
             <w:gridSpan w:val="2"/>
             <w:tcBorders>
               <w:top w:val="nil"/>
@@ -6517,12 +6518,12 @@
       </w:tr>
       <w:tr>
         <w:trPr>
-          <w:trHeight w:val="439"/>
-          <w:jc w:val="center"/>
-        </w:trPr>
-        <w:tc>
-          <w:tcPr>
-            <w:tcW w:w="10619" w:type="dxa"/>
+          <w:trHeight w:val="441"/>
+          <w:jc w:val="center"/>
+        </w:trPr>
+        <w:tc>
+          <w:tcPr>
+            <w:tcW w:w="10157" w:type="dxa"/>
             <w:gridSpan w:val="2"/>
             <w:tcBorders>
               <w:top w:val="nil"/>
@@ -6565,12 +6566,12 @@
       </w:tr>
       <w:tr>
         <w:trPr>
-          <w:trHeight w:val="397"/>
-          <w:jc w:val="center"/>
-        </w:trPr>
-        <w:tc>
-          <w:tcPr>
-            <w:tcW w:w="6049" w:type="dxa"/>
+          <w:trHeight w:val="398"/>
+          <w:jc w:val="center"/>
+        </w:trPr>
+        <w:tc>
+          <w:tcPr>
+            <w:tcW w:w="5786" w:type="dxa"/>
             <w:tcBorders>
               <w:top w:val="single" w:sz="4" w:space="0" w:color="auto"/>
               <w:left w:val="single" w:sz="4" w:space="0" w:color="auto"/>
@@ -6613,7 +6614,7 @@
         </w:tc>
         <w:tc>
           <w:tcPr>
-            <w:tcW w:w="4570" w:type="dxa"/>
+            <w:tcW w:w="4371" w:type="dxa"/>
             <w:tcBorders>
               <w:top w:val="single" w:sz="4" w:space="0" w:color="auto"/>
               <w:left w:val="nil"/>
@@ -6647,12 +6648,12 @@
       </w:tr>
       <w:tr>
         <w:trPr>
-          <w:trHeight w:val="397"/>
-          <w:jc w:val="center"/>
-        </w:trPr>
-        <w:tc>
-          <w:tcPr>
-            <w:tcW w:w="6049" w:type="dxa"/>
+          <w:trHeight w:val="398"/>
+          <w:jc w:val="center"/>
+        </w:trPr>
+        <w:tc>
+          <w:tcPr>
+            <w:tcW w:w="5786" w:type="dxa"/>
             <w:tcBorders>
               <w:top w:val="nil"/>
               <w:left w:val="single" w:sz="4" w:space="0" w:color="auto"/>
@@ -6685,7 +6686,7 @@
         </w:tc>
         <w:tc>
           <w:tcPr>
-            <w:tcW w:w="4570" w:type="dxa"/>
+            <w:tcW w:w="4371" w:type="dxa"/>
             <w:tcBorders>
               <w:top w:val="nil"/>
               <w:left w:val="nil"/>
@@ -6719,12 +6720,12 @@
       </w:tr>
       <w:tr>
         <w:trPr>
-          <w:trHeight w:val="397"/>
-          <w:jc w:val="center"/>
-        </w:trPr>
-        <w:tc>
-          <w:tcPr>
-            <w:tcW w:w="6049" w:type="dxa"/>
+          <w:trHeight w:val="398"/>
+          <w:jc w:val="center"/>
+        </w:trPr>
+        <w:tc>
+          <w:tcPr>
+            <w:tcW w:w="5786" w:type="dxa"/>
             <w:tcBorders>
               <w:top w:val="nil"/>
               <w:left w:val="single" w:sz="4" w:space="0" w:color="auto"/>
@@ -6757,7 +6758,7 @@
         </w:tc>
         <w:tc>
           <w:tcPr>
-            <w:tcW w:w="4570" w:type="dxa"/>
+            <w:tcW w:w="4371" w:type="dxa"/>
             <w:tcBorders>
               <w:top w:val="nil"/>
               <w:left w:val="nil"/>
@@ -6791,12 +6792,12 @@
       </w:tr>
       <w:tr>
         <w:trPr>
-          <w:trHeight w:val="397"/>
-          <w:jc w:val="center"/>
-        </w:trPr>
-        <w:tc>
-          <w:tcPr>
-            <w:tcW w:w="6049" w:type="dxa"/>
+          <w:trHeight w:val="398"/>
+          <w:jc w:val="center"/>
+        </w:trPr>
+        <w:tc>
+          <w:tcPr>
+            <w:tcW w:w="5786" w:type="dxa"/>
             <w:tcBorders>
               <w:top w:val="nil"/>
               <w:left w:val="single" w:sz="4" w:space="0" w:color="auto"/>
@@ -6829,7 +6830,7 @@
         </w:tc>
         <w:tc>
           <w:tcPr>
-            <w:tcW w:w="4570" w:type="dxa"/>
+            <w:tcW w:w="4371" w:type="dxa"/>
             <w:tcBorders>
               <w:top w:val="nil"/>
               <w:left w:val="nil"/>
@@ -6863,12 +6864,12 @@
       </w:tr>
       <w:tr>
         <w:trPr>
-          <w:trHeight w:val="397"/>
-          <w:jc w:val="center"/>
-        </w:trPr>
-        <w:tc>
-          <w:tcPr>
-            <w:tcW w:w="6049" w:type="dxa"/>
+          <w:trHeight w:val="398"/>
+          <w:jc w:val="center"/>
+        </w:trPr>
+        <w:tc>
+          <w:tcPr>
+            <w:tcW w:w="5786" w:type="dxa"/>
             <w:tcBorders>
               <w:top w:val="nil"/>
               <w:left w:val="single" w:sz="4" w:space="0" w:color="auto"/>
@@ -6911,7 +6912,7 @@
         </w:tc>
         <w:tc>
           <w:tcPr>
-            <w:tcW w:w="4570" w:type="dxa"/>
+            <w:tcW w:w="4371" w:type="dxa"/>
             <w:tcBorders>
               <w:top w:val="nil"/>
               <w:left w:val="nil"/>
@@ -6945,12 +6946,12 @@
       </w:tr>
       <w:tr>
         <w:trPr>
-          <w:trHeight w:val="397"/>
-          <w:jc w:val="center"/>
-        </w:trPr>
-        <w:tc>
-          <w:tcPr>
-            <w:tcW w:w="6049" w:type="dxa"/>
+          <w:trHeight w:val="398"/>
+          <w:jc w:val="center"/>
+        </w:trPr>
+        <w:tc>
+          <w:tcPr>
+            <w:tcW w:w="5786" w:type="dxa"/>
             <w:tcBorders>
               <w:top w:val="nil"/>
               <w:left w:val="single" w:sz="4" w:space="0" w:color="auto"/>
@@ -6983,7 +6984,7 @@
         </w:tc>
         <w:tc>
           <w:tcPr>
-            <w:tcW w:w="4570" w:type="dxa"/>
+            <w:tcW w:w="4371" w:type="dxa"/>
             <w:tcBorders>
               <w:top w:val="nil"/>
               <w:left w:val="nil"/>
@@ -7017,12 +7018,12 @@
       </w:tr>
       <w:tr>
         <w:trPr>
-          <w:trHeight w:val="397"/>
-          <w:jc w:val="center"/>
-        </w:trPr>
-        <w:tc>
-          <w:tcPr>
-            <w:tcW w:w="6049" w:type="dxa"/>
+          <w:trHeight w:val="398"/>
+          <w:jc w:val="center"/>
+        </w:trPr>
+        <w:tc>
+          <w:tcPr>
+            <w:tcW w:w="5786" w:type="dxa"/>
             <w:tcBorders>
               <w:top w:val="nil"/>
               <w:left w:val="single" w:sz="4" w:space="0" w:color="auto"/>
@@ -7055,7 +7056,7 @@
         </w:tc>
         <w:tc>
           <w:tcPr>
-            <w:tcW w:w="4570" w:type="dxa"/>
+            <w:tcW w:w="4371" w:type="dxa"/>
             <w:tcBorders>
               <w:top w:val="nil"/>
               <w:left w:val="nil"/>
@@ -7089,12 +7090,12 @@
       </w:tr>
       <w:tr>
         <w:trPr>
-          <w:trHeight w:val="1699"/>
-          <w:jc w:val="center"/>
-        </w:trPr>
-        <w:tc>
-          <w:tcPr>
-            <w:tcW w:w="6049" w:type="dxa"/>
+          <w:trHeight w:val="1705"/>
+          <w:jc w:val="center"/>
+        </w:trPr>
+        <w:tc>
+          <w:tcPr>
+            <w:tcW w:w="5786" w:type="dxa"/>
             <w:tcBorders>
               <w:top w:val="nil"/>
               <w:left w:val="single" w:sz="4" w:space="0" w:color="auto"/>
@@ -7145,7 +7146,7 @@
         </w:tc>
         <w:tc>
           <w:tcPr>
-            <w:tcW w:w="4570" w:type="dxa"/>
+            <w:tcW w:w="4371" w:type="dxa"/>
             <w:tcBorders>
               <w:top w:val="nil"/>
               <w:left w:val="nil"/>
@@ -7179,12 +7180,12 @@
       </w:tr>
       <w:tr>
         <w:trPr>
-          <w:trHeight w:val="397"/>
-          <w:jc w:val="center"/>
-        </w:trPr>
-        <w:tc>
-          <w:tcPr>
-            <w:tcW w:w="6049" w:type="dxa"/>
+          <w:trHeight w:val="398"/>
+          <w:jc w:val="center"/>
+        </w:trPr>
+        <w:tc>
+          <w:tcPr>
+            <w:tcW w:w="5786" w:type="dxa"/>
             <w:tcBorders>
               <w:top w:val="single" w:sz="4" w:space="0" w:color="auto"/>
               <w:left w:val="single" w:sz="4" w:space="0" w:color="auto"/>
@@ -7217,7 +7218,7 @@
         </w:tc>
         <w:tc>
           <w:tcPr>
-            <w:tcW w:w="4570" w:type="dxa"/>
+            <w:tcW w:w="4371" w:type="dxa"/>
             <w:tcBorders>
               <w:top w:val="single" w:sz="4" w:space="0" w:color="auto"/>
               <w:left w:val="nil"/>
@@ -7251,12 +7252,12 @@
       </w:tr>
       <w:tr>
         <w:trPr>
-          <w:trHeight w:val="397"/>
-          <w:jc w:val="center"/>
-        </w:trPr>
-        <w:tc>
-          <w:tcPr>
-            <w:tcW w:w="6049" w:type="dxa"/>
+          <w:trHeight w:val="398"/>
+          <w:jc w:val="center"/>
+        </w:trPr>
+        <w:tc>
+          <w:tcPr>
+            <w:tcW w:w="5786" w:type="dxa"/>
             <w:tcBorders>
               <w:top w:val="single" w:sz="4" w:space="0" w:color="auto"/>
               <w:left w:val="single" w:sz="4" w:space="0" w:color="auto"/>
@@ -7289,7 +7290,7 @@
         </w:tc>
         <w:tc>
           <w:tcPr>
-            <w:tcW w:w="4570" w:type="dxa"/>
+            <w:tcW w:w="4371" w:type="dxa"/>
             <w:tcBorders>
               <w:top w:val="single" w:sz="4" w:space="0" w:color="auto"/>
               <w:left w:val="nil"/>
@@ -7323,12 +7324,12 @@
       </w:tr>
       <w:tr>
         <w:trPr>
-          <w:trHeight w:val="397"/>
-          <w:jc w:val="center"/>
-        </w:trPr>
-        <w:tc>
-          <w:tcPr>
-            <w:tcW w:w="6049" w:type="dxa"/>
+          <w:trHeight w:val="398"/>
+          <w:jc w:val="center"/>
+        </w:trPr>
+        <w:tc>
+          <w:tcPr>
+            <w:tcW w:w="5786" w:type="dxa"/>
             <w:tcBorders>
               <w:top w:val="single" w:sz="4" w:space="0" w:color="auto"/>
               <w:left w:val="single" w:sz="4" w:space="0" w:color="auto"/>
@@ -7361,7 +7362,7 @@
         </w:tc>
         <w:tc>
           <w:tcPr>
-            <w:tcW w:w="4570" w:type="dxa"/>
+            <w:tcW w:w="4371" w:type="dxa"/>
             <w:tcBorders>
               <w:top w:val="single" w:sz="4" w:space="0" w:color="auto"/>
               <w:left w:val="nil"/>
@@ -7395,12 +7396,12 @@
       </w:tr>
       <w:tr>
         <w:trPr>
-          <w:trHeight w:val="397"/>
-          <w:jc w:val="center"/>
-        </w:trPr>
-        <w:tc>
-          <w:tcPr>
-            <w:tcW w:w="6049" w:type="dxa"/>
+          <w:trHeight w:val="398"/>
+          <w:jc w:val="center"/>
+        </w:trPr>
+        <w:tc>
+          <w:tcPr>
+            <w:tcW w:w="5786" w:type="dxa"/>
             <w:tcBorders>
               <w:top w:val="single" w:sz="4" w:space="0" w:color="auto"/>
               <w:left w:val="single" w:sz="4" w:space="0" w:color="auto"/>
@@ -7433,7 +7434,7 @@
         </w:tc>
         <w:tc>
           <w:tcPr>
-            <w:tcW w:w="4570" w:type="dxa"/>
+            <w:tcW w:w="4371" w:type="dxa"/>
             <w:tcBorders>
               <w:top w:val="single" w:sz="4" w:space="0" w:color="auto"/>
               <w:left w:val="nil"/>
@@ -7467,12 +7468,12 @@
       </w:tr>
       <w:tr>
         <w:trPr>
-          <w:trHeight w:val="397"/>
-          <w:jc w:val="center"/>
-        </w:trPr>
-        <w:tc>
-          <w:tcPr>
-            <w:tcW w:w="6049" w:type="dxa"/>
+          <w:trHeight w:val="398"/>
+          <w:jc w:val="center"/>
+        </w:trPr>
+        <w:tc>
+          <w:tcPr>
+            <w:tcW w:w="5786" w:type="dxa"/>
             <w:tcBorders>
               <w:top w:val="single" w:sz="4" w:space="0" w:color="auto"/>
               <w:left w:val="single" w:sz="4" w:space="0" w:color="auto"/>
@@ -7505,7 +7506,7 @@
         </w:tc>
         <w:tc>
           <w:tcPr>
-            <w:tcW w:w="4570" w:type="dxa"/>
+            <w:tcW w:w="4371" w:type="dxa"/>
             <w:tcBorders>
               <w:top w:val="single" w:sz="4" w:space="0" w:color="auto"/>
               <w:left w:val="nil"/>
@@ -7539,12 +7540,12 @@
       </w:tr>
       <w:tr>
         <w:trPr>
-          <w:trHeight w:val="397"/>
-          <w:jc w:val="center"/>
-        </w:trPr>
-        <w:tc>
-          <w:tcPr>
-            <w:tcW w:w="6049" w:type="dxa"/>
+          <w:trHeight w:val="398"/>
+          <w:jc w:val="center"/>
+        </w:trPr>
+        <w:tc>
+          <w:tcPr>
+            <w:tcW w:w="5786" w:type="dxa"/>
             <w:tcBorders>
               <w:top w:val="single" w:sz="4" w:space="0" w:color="auto"/>
               <w:left w:val="single" w:sz="4" w:space="0" w:color="auto"/>
@@ -7577,7 +7578,7 @@
         </w:tc>
         <w:tc>
           <w:tcPr>
-            <w:tcW w:w="4570" w:type="dxa"/>
+            <w:tcW w:w="4371" w:type="dxa"/>
             <w:tcBorders>
               <w:top w:val="single" w:sz="4" w:space="0" w:color="auto"/>
               <w:left w:val="nil"/>
@@ -7616,12 +7617,12 @@
       </w:tr>
       <w:tr>
         <w:trPr>
-          <w:trHeight w:val="397"/>
-          <w:jc w:val="center"/>
-        </w:trPr>
-        <w:tc>
-          <w:tcPr>
-            <w:tcW w:w="6049" w:type="dxa"/>
+          <w:trHeight w:val="398"/>
+          <w:jc w:val="center"/>
+        </w:trPr>
+        <w:tc>
+          <w:tcPr>
+            <w:tcW w:w="5786" w:type="dxa"/>
             <w:tcBorders>
               <w:top w:val="single" w:sz="4" w:space="0" w:color="auto"/>
               <w:left w:val="single" w:sz="4" w:space="0" w:color="auto"/>
@@ -7664,7 +7665,7 @@
         </w:tc>
         <w:tc>
           <w:tcPr>
-            <w:tcW w:w="4570" w:type="dxa"/>
+            <w:tcW w:w="4371" w:type="dxa"/>
             <w:tcBorders>
               <w:top w:val="single" w:sz="4" w:space="0" w:color="auto"/>
               <w:left w:val="nil"/>
@@ -7698,12 +7699,12 @@
       </w:tr>
       <w:tr>
         <w:trPr>
-          <w:trHeight w:val="397"/>
-          <w:jc w:val="center"/>
-        </w:trPr>
-        <w:tc>
-          <w:tcPr>
-            <w:tcW w:w="6049" w:type="dxa"/>
+          <w:trHeight w:val="398"/>
+          <w:jc w:val="center"/>
+        </w:trPr>
+        <w:tc>
+          <w:tcPr>
+            <w:tcW w:w="5786" w:type="dxa"/>
             <w:tcBorders>
               <w:top w:val="single" w:sz="4" w:space="0" w:color="auto"/>
               <w:left w:val="single" w:sz="4" w:space="0" w:color="auto"/>
@@ -7746,7 +7747,7 @@
         </w:tc>
         <w:tc>
           <w:tcPr>
-            <w:tcW w:w="4570" w:type="dxa"/>
+            <w:tcW w:w="4371" w:type="dxa"/>
             <w:tcBorders>
               <w:top w:val="single" w:sz="4" w:space="0" w:color="auto"/>
               <w:left w:val="nil"/>
@@ -7784,12 +7785,13 @@
       </w:tr>
       <w:tr>
         <w:trPr>
-          <w:trHeight w:val="702"/>
-          <w:jc w:val="center"/>
-        </w:trPr>
-        <w:tc>
-          <w:tcPr>
-            <w:tcW w:w="6049" w:type="dxa"/>
+          <w:trHeight w:val="403"/>
+          <w:jc w:val="center"/>
+        </w:trPr>
+        <w:tc>
+          <w:tcPr>
+            <w:tcW w:w="10157" w:type="dxa"/>
+            <w:gridSpan w:val="2"/>
             <w:tcBorders>
               <w:top w:val="nil"/>
               <w:left w:val="nil"/>
@@ -7804,62 +7806,23 @@
           <w:p>
             <w:pPr>
               <w:spacing w:after="0" w:line="240" w:lineRule="auto"/>
-              <w:jc w:val="center"/>
-              <w:rPr>
-                <w:rFonts w:ascii="Times New Roman" w:eastAsia="Times New Roman" w:hAnsi="Times New Roman" w:cs="Times New Roman"/>
-                <w:sz w:val="24"/>
-                <w:szCs w:val="24"/>
-              </w:rPr>
-            </w:pPr>
-          </w:p>
-        </w:tc>
-        <w:tc>
-          <w:tcPr>
-            <w:tcW w:w="4570" w:type="dxa"/>
-            <w:tcBorders>
-              <w:top w:val="nil"/>
-              <w:left w:val="nil"/>
-              <w:bottom w:val="nil"/>
-              <w:right w:val="nil"/>
-            </w:tcBorders>
-            <w:shd w:val="clear" w:color="auto" w:fill="auto"/>
-            <w:noWrap/>
-            <w:vAlign w:val="center"/>
-            <w:hideMark/>
-          </w:tcPr>
-          <w:p>
-            <w:pPr>
-              <w:spacing w:after="0" w:line="240" w:lineRule="auto"/>
-              <w:jc w:val="center"/>
-              <w:rPr>
-                <w:rFonts w:ascii="Times New Roman" w:eastAsia="Times New Roman" w:hAnsi="Times New Roman" w:cs="Times New Roman"/>
-                <w:sz w:val="24"/>
-                <w:szCs w:val="24"/>
-              </w:rPr>
-            </w:pPr>
-          </w:p>
-        </w:tc>
-      </w:tr>
-      <w:tr>
-        <w:trPr>
-          <w:trHeight w:val="402"/>
-          <w:jc w:val="center"/>
-        </w:trPr>
-        <w:tc>
-          <w:tcPr>
-            <w:tcW w:w="10619" w:type="dxa"/>
-            <w:gridSpan w:val="2"/>
-            <w:tcBorders>
-              <w:top w:val="nil"/>
-              <w:left w:val="nil"/>
-              <w:bottom w:val="nil"/>
-              <w:right w:val="nil"/>
-            </w:tcBorders>
-            <w:shd w:val="clear" w:color="auto" w:fill="auto"/>
-            <w:noWrap/>
-            <w:vAlign w:val="center"/>
-            <w:hideMark/>
-          </w:tcPr>
+              <w:rPr>
+                <w:rFonts w:ascii="Times New Roman" w:eastAsia="Times New Roman" w:hAnsi="Times New Roman" w:cs="Times New Roman"/>
+                <w:b/>
+                <w:bCs/>
+              </w:rPr>
+            </w:pPr>
+          </w:p>
+          <w:p>
+            <w:pPr>
+              <w:spacing w:after="0" w:line="240" w:lineRule="auto"/>
+              <w:rPr>
+                <w:rFonts w:ascii="Times New Roman" w:eastAsia="Times New Roman" w:hAnsi="Times New Roman" w:cs="Times New Roman"/>
+                <w:b/>
+                <w:bCs/>
+              </w:rPr>
+            </w:pPr>
+          </w:p>
           <w:p>
             <w:pPr>
               <w:spacing w:after="0" w:line="240" w:lineRule="auto"/>
@@ -7883,7 +7846,7 @@
                 <w:b/>
                 <w:bCs/>
               </w:rPr>
-              <w:t xml:space="preserve">                                    </w:t>
+              <w:t xml:space="preserve">                            </w:t>
             </w:r>
             <w:r>
               <w:rPr>
@@ -7898,12 +7861,12 @@
       </w:tr>
       <w:tr>
         <w:trPr>
-          <w:trHeight w:val="439"/>
-          <w:jc w:val="center"/>
-        </w:trPr>
-        <w:tc>
-          <w:tcPr>
-            <w:tcW w:w="10619" w:type="dxa"/>
+          <w:trHeight w:val="441"/>
+          <w:jc w:val="center"/>
+        </w:trPr>
+        <w:tc>
+          <w:tcPr>
+            <w:tcW w:w="10157" w:type="dxa"/>
             <w:gridSpan w:val="2"/>
             <w:tcBorders>
               <w:top w:val="single" w:sz="4" w:space="0" w:color="auto"/>
@@ -7944,12 +7907,12 @@
       </w:tr>
       <w:tr>
         <w:trPr>
-          <w:trHeight w:val="402"/>
-          <w:jc w:val="center"/>
-        </w:trPr>
-        <w:tc>
-          <w:tcPr>
-            <w:tcW w:w="10619" w:type="dxa"/>
+          <w:trHeight w:val="403"/>
+          <w:jc w:val="center"/>
+        </w:trPr>
+        <w:tc>
+          <w:tcPr>
+            <w:tcW w:w="10157" w:type="dxa"/>
             <w:gridSpan w:val="2"/>
             <w:tcBorders>
               <w:top w:val="nil"/>
@@ -7992,12 +7955,12 @@
       </w:tr>
       <w:tr>
         <w:trPr>
-          <w:trHeight w:val="300"/>
-          <w:jc w:val="center"/>
-        </w:trPr>
-        <w:tc>
-          <w:tcPr>
-            <w:tcW w:w="6049" w:type="dxa"/>
+          <w:trHeight w:val="301"/>
+          <w:jc w:val="center"/>
+        </w:trPr>
+        <w:tc>
+          <w:tcPr>
+            <w:tcW w:w="5786" w:type="dxa"/>
             <w:tcBorders>
               <w:top w:val="nil"/>
               <w:left w:val="single" w:sz="4" w:space="0" w:color="auto"/>
@@ -8011,26 +7974,17 @@
           <w:p>
             <w:pPr>
               <w:spacing w:after="0" w:line="240" w:lineRule="auto"/>
-              <w:jc w:val="center"/>
-              <w:rPr>
-                <w:rFonts w:ascii="Times New Roman" w:eastAsia="Times New Roman" w:hAnsi="Times New Roman" w:cs="Times New Roman"/>
-                <w:sz w:val="24"/>
-                <w:szCs w:val="24"/>
-              </w:rPr>
-            </w:pPr>
-            <w:r>
-              <w:rPr>
-                <w:rFonts w:ascii="Times New Roman" w:eastAsia="Times New Roman" w:hAnsi="Times New Roman" w:cs="Times New Roman"/>
-                <w:sz w:val="24"/>
-                <w:szCs w:val="24"/>
-              </w:rPr>
-              <w:t> </w:t>
-            </w:r>
-          </w:p>
-        </w:tc>
-        <w:tc>
-          <w:tcPr>
-            <w:tcW w:w="4570" w:type="dxa"/>
+              <w:rPr>
+                <w:rFonts w:ascii="Times New Roman" w:eastAsia="Times New Roman" w:hAnsi="Times New Roman" w:cs="Times New Roman"/>
+                <w:sz w:val="24"/>
+                <w:szCs w:val="24"/>
+              </w:rPr>
+            </w:pPr>
+          </w:p>
+        </w:tc>
+        <w:tc>
+          <w:tcPr>
+            <w:tcW w:w="4371" w:type="dxa"/>
             <w:tcBorders>
               <w:top w:val="nil"/>
               <w:left w:val="nil"/>
@@ -8064,91 +8018,12 @@
       </w:tr>
       <w:tr>
         <w:trPr>
-          <w:trHeight w:val="300"/>
-          <w:jc w:val="center"/>
-        </w:trPr>
-        <w:tc>
-          <w:tcPr>
-            <w:tcW w:w="6049" w:type="dxa"/>
-            <w:tcBorders>
-              <w:top w:val="nil"/>
-              <w:left w:val="single" w:sz="4" w:space="0" w:color="auto"/>
-              <w:bottom w:val="nil"/>
-              <w:right w:val="nil"/>
-            </w:tcBorders>
-            <w:shd w:val="clear" w:color="auto" w:fill="auto"/>
-            <w:noWrap/>
-            <w:hideMark/>
-          </w:tcPr>
-          <w:p>
-            <w:pPr>
-              <w:spacing w:after="0" w:line="240" w:lineRule="auto"/>
-              <w:rPr>
-                <w:rFonts w:ascii="Times New Roman" w:eastAsia="Times New Roman" w:hAnsi="Times New Roman" w:cs="Times New Roman"/>
-                <w:b/>
-                <w:bCs/>
-                <w:sz w:val="24"/>
-                <w:szCs w:val="24"/>
-              </w:rPr>
-            </w:pPr>
-            <w:r>
-              <w:rPr>
-                <w:rFonts w:ascii="Times New Roman" w:eastAsia="Times New Roman" w:hAnsi="Times New Roman" w:cs="Times New Roman"/>
-                <w:b/>
-                <w:bCs/>
-                <w:sz w:val="24"/>
-                <w:szCs w:val="24"/>
-              </w:rPr>
-              <w:t> </w:t>
-            </w:r>
-          </w:p>
-        </w:tc>
-        <w:tc>
-          <w:tcPr>
-            <w:tcW w:w="4570" w:type="dxa"/>
-            <w:tcBorders>
-              <w:top w:val="nil"/>
-              <w:left w:val="nil"/>
-              <w:bottom w:val="nil"/>
-              <w:right w:val="single" w:sz="4" w:space="0" w:color="auto"/>
-            </w:tcBorders>
-            <w:shd w:val="clear" w:color="auto" w:fill="auto"/>
-            <w:noWrap/>
-            <w:hideMark/>
-          </w:tcPr>
-          <w:p>
-            <w:pPr>
-              <w:spacing w:after="0" w:line="240" w:lineRule="auto"/>
-              <w:jc w:val="center"/>
-              <w:rPr>
-                <w:rFonts w:ascii="Times New Roman" w:eastAsia="Times New Roman" w:hAnsi="Times New Roman" w:cs="Times New Roman"/>
-                <w:b/>
-                <w:bCs/>
-                <w:sz w:val="24"/>
-                <w:szCs w:val="24"/>
-              </w:rPr>
-            </w:pPr>
-            <w:r>
-              <w:rPr>
-                <w:rFonts w:ascii="Times New Roman" w:eastAsia="Times New Roman" w:hAnsi="Times New Roman" w:cs="Times New Roman"/>
-                <w:b/>
-                <w:bCs/>
-                <w:sz w:val="24"/>
-                <w:szCs w:val="24"/>
-              </w:rPr>
-              <w:t xml:space="preserve">                      </w:t>
-            </w:r>
-          </w:p>
-        </w:tc>
-      </w:tr>
-      <w:tr>
-        <w:trPr>
-          <w:trHeight w:val="439"/>
-          <w:jc w:val="center"/>
-        </w:trPr>
-        <w:tc>
-          <w:tcPr>
-            <w:tcW w:w="10619" w:type="dxa"/>
+          <w:trHeight w:val="441"/>
+          <w:jc w:val="center"/>
+        </w:trPr>
+        <w:tc>
+          <w:tcPr>
+            <w:tcW w:w="10157" w:type="dxa"/>
             <w:gridSpan w:val="2"/>
             <w:tcBorders>
               <w:top w:val="nil"/>
@@ -8176,7 +8051,7 @@
                 <w:b/>
                 <w:bCs/>
               </w:rPr>
-              <w:t xml:space="preserve">Verification Staff                                                                                    </w:t>
+              <w:t xml:space="preserve">Verification Staff                                                                            </w:t>
             </w:r>
             <w:r>
               <w:rPr>
@@ -8198,19 +8073,83 @@
         </w:tc>
       </w:tr>
     </w:tbl>
+    <w:p>
+      <w:pPr>
+        <w:spacing w:after="0"/>
+        <w:rPr>
+          <w:sz w:val="12"/>
+        </w:rPr>
+      </w:pPr>
+    </w:p>
+    <w:p>
+      <w:pPr>
+        <w:spacing w:after="0"/>
+        <w:rPr>
+          <w:sz w:val="12"/>
+        </w:rPr>
+      </w:pPr>
+    </w:p>
+    <w:p>
+      <w:pPr>
+        <w:spacing w:after="0"/>
+        <w:rPr>
+          <w:sz w:val="12"/>
+        </w:rPr>
+      </w:pPr>
+    </w:p>
+    <w:p>
+      <w:pPr>
+        <w:spacing w:after="0"/>
+        <w:rPr>
+          <w:sz w:val="12"/>
+        </w:rPr>
+      </w:pPr>
+    </w:p>
+    <w:p>
+      <w:pPr>
+        <w:spacing w:after="0"/>
+        <w:rPr>
+          <w:sz w:val="12"/>
+        </w:rPr>
+      </w:pPr>
+    </w:p>
+    <w:p>
+      <w:pPr>
+        <w:spacing w:after="0"/>
+        <w:rPr>
+          <w:sz w:val="12"/>
+        </w:rPr>
+      </w:pPr>
+    </w:p>
+    <w:p>
+      <w:pPr>
+        <w:spacing w:after="0"/>
+        <w:rPr>
+          <w:sz w:val="12"/>
+        </w:rPr>
+      </w:pPr>
+    </w:p>
+    <w:p>
+      <w:pPr>
+        <w:spacing w:after="0"/>
+        <w:rPr>
+          <w:sz w:val="12"/>
+        </w:rPr>
+      </w:pPr>
+    </w:p>
     <w:tbl>
       <w:tblPr>
         <w:tblStyle w:val="TableGrid"/>
-        <w:tblW w:w="10632" w:type="dxa"/>
+        <w:tblW w:w="10496" w:type="dxa"/>
         <w:jc w:val="center"/>
         <w:tblInd w:w="-318" w:type="dxa"/>
         <w:tblLayout w:type="fixed"/>
         <w:tblLook w:val="04A0"/>
       </w:tblPr>
       <w:tblGrid>
-        <w:gridCol w:w="7656"/>
-        <w:gridCol w:w="1417"/>
-        <w:gridCol w:w="1559"/>
+        <w:gridCol w:w="7558"/>
+        <w:gridCol w:w="1399"/>
+        <w:gridCol w:w="1539"/>
       </w:tblGrid>
       <w:tr>
         <w:trPr>
@@ -8219,7 +8158,7 @@
         </w:trPr>
         <w:tc>
           <w:tcPr>
-            <w:tcW w:w="7656" w:type="dxa"/>
+            <w:tcW w:w="7558" w:type="dxa"/>
             <w:vMerge w:val="restart"/>
           </w:tcPr>
           <w:p>
@@ -8242,7 +8181,7 @@
                 <wp:inline distT="0" distB="0" distL="0" distR="0">
                   <wp:extent cx="4361564" cy="829156"/>
                   <wp:effectExtent l="19050" t="0" r="886" b="0"/>
-                  <wp:docPr id="9" name="Picture 1" descr="C:\Users\IQAC\Downloads\WhatsApp Image 2025-12-23 at 8.04.08 PM.jpeg"/>
+                  <wp:docPr id="2" name="Picture 1" descr="C:\Users\IQAC\Downloads\WhatsApp Image 2025-12-23 at 8.04.08 PM.jpeg"/>
                   <wp:cNvGraphicFramePr>
                     <a:graphicFrameLocks xmlns:a="http://schemas.openxmlformats.org/drawingml/2006/main" noChangeAspect="1"/>
                   </wp:cNvGraphicFramePr>
@@ -8288,7 +8227,7 @@
         </w:tc>
         <w:tc>
           <w:tcPr>
-            <w:tcW w:w="2976" w:type="dxa"/>
+            <w:tcW w:w="2938" w:type="dxa"/>
             <w:gridSpan w:val="2"/>
             <w:vAlign w:val="center"/>
           </w:tcPr>
@@ -8371,7 +8310,7 @@
         </w:trPr>
         <w:tc>
           <w:tcPr>
-            <w:tcW w:w="7656" w:type="dxa"/>
+            <w:tcW w:w="7558" w:type="dxa"/>
             <w:vMerge/>
           </w:tcPr>
           <w:p>
@@ -8386,7 +8325,7 @@
         </w:tc>
         <w:tc>
           <w:tcPr>
-            <w:tcW w:w="1417" w:type="dxa"/>
+            <w:tcW w:w="1399" w:type="dxa"/>
             <w:vAlign w:val="center"/>
           </w:tcPr>
           <w:p>
@@ -8411,7 +8350,7 @@
         </w:tc>
         <w:tc>
           <w:tcPr>
-            <w:tcW w:w="1559" w:type="dxa"/>
+            <w:tcW w:w="1539" w:type="dxa"/>
             <w:vAlign w:val="center"/>
           </w:tcPr>
           <w:p>
@@ -8443,7 +8382,7 @@
         </w:trPr>
         <w:tc>
           <w:tcPr>
-            <w:tcW w:w="7656" w:type="dxa"/>
+            <w:tcW w:w="7558" w:type="dxa"/>
             <w:vAlign w:val="center"/>
           </w:tcPr>
           <w:p>
@@ -8467,7 +8406,7 @@
         </w:tc>
         <w:tc>
           <w:tcPr>
-            <w:tcW w:w="1417" w:type="dxa"/>
+            <w:tcW w:w="1399" w:type="dxa"/>
             <w:vAlign w:val="center"/>
           </w:tcPr>
           <w:p>
@@ -8492,7 +8431,7 @@
         </w:tc>
         <w:tc>
           <w:tcPr>
-            <w:tcW w:w="1559" w:type="dxa"/>
+            <w:tcW w:w="1539" w:type="dxa"/>
             <w:vAlign w:val="center"/>
           </w:tcPr>
           <w:p>
@@ -8524,7 +8463,7 @@
         </w:trPr>
         <w:tc>
           <w:tcPr>
-            <w:tcW w:w="7656" w:type="dxa"/>
+            <w:tcW w:w="7558" w:type="dxa"/>
             <w:vAlign w:val="center"/>
           </w:tcPr>
           <w:p>
@@ -8555,22 +8494,13 @@
                 <w:sz w:val="24"/>
                 <w:szCs w:val="24"/>
               </w:rPr>
-              <w:t xml:space="preserve">  </w:t>
-            </w:r>
-            <w:r>
-              <w:rPr>
-                <w:rFonts w:ascii="Times New Roman" w:hAnsi="Times New Roman"/>
-                <w:b/>
-                <w:sz w:val="24"/>
-                <w:szCs w:val="24"/>
-              </w:rPr>
-              <w:t>Admission Registration Form</w:t>
-            </w:r>
-          </w:p>
-        </w:tc>
-        <w:tc>
-          <w:tcPr>
-            <w:tcW w:w="1417" w:type="dxa"/>
+              <w:t xml:space="preserve">  Admission Registration Form</w:t>
+            </w:r>
+          </w:p>
+        </w:tc>
+        <w:tc>
+          <w:tcPr>
+            <w:tcW w:w="1399" w:type="dxa"/>
             <w:vAlign w:val="center"/>
           </w:tcPr>
           <w:p>
@@ -8595,7 +8525,7 @@
         </w:tc>
         <w:tc>
           <w:tcPr>
-            <w:tcW w:w="1559" w:type="dxa"/>
+            <w:tcW w:w="1539" w:type="dxa"/>
             <w:vAlign w:val="center"/>
           </w:tcPr>
           <w:p>
@@ -8631,23 +8561,23 @@
     </w:p>
     <w:tbl>
       <w:tblPr>
-        <w:tblW w:w="10609" w:type="dxa"/>
+        <w:tblW w:w="10351" w:type="dxa"/>
         <w:jc w:val="center"/>
         <w:tblInd w:w="-908" w:type="dxa"/>
         <w:tblLook w:val="04A0"/>
       </w:tblPr>
       <w:tblGrid>
-        <w:gridCol w:w="5719"/>
-        <w:gridCol w:w="4890"/>
+        <w:gridCol w:w="5580"/>
+        <w:gridCol w:w="4771"/>
       </w:tblGrid>
       <w:tr>
         <w:trPr>
-          <w:trHeight w:val="402"/>
-          <w:jc w:val="center"/>
-        </w:trPr>
-        <w:tc>
-          <w:tcPr>
-            <w:tcW w:w="10609" w:type="dxa"/>
+          <w:trHeight w:val="399"/>
+          <w:jc w:val="center"/>
+        </w:trPr>
+        <w:tc>
+          <w:tcPr>
+            <w:tcW w:w="10351" w:type="dxa"/>
             <w:gridSpan w:val="2"/>
             <w:tcBorders>
               <w:top w:val="nil"/>
@@ -8683,12 +8613,12 @@
       </w:tr>
       <w:tr>
         <w:trPr>
-          <w:trHeight w:val="402"/>
-          <w:jc w:val="center"/>
-        </w:trPr>
-        <w:tc>
-          <w:tcPr>
-            <w:tcW w:w="10609" w:type="dxa"/>
+          <w:trHeight w:val="399"/>
+          <w:jc w:val="center"/>
+        </w:trPr>
+        <w:tc>
+          <w:tcPr>
+            <w:tcW w:w="10351" w:type="dxa"/>
             <w:gridSpan w:val="2"/>
             <w:tcBorders>
               <w:top w:val="nil"/>
@@ -8731,12 +8661,12 @@
       </w:tr>
       <w:tr>
         <w:trPr>
-          <w:trHeight w:val="397"/>
-          <w:jc w:val="center"/>
-        </w:trPr>
-        <w:tc>
-          <w:tcPr>
-            <w:tcW w:w="5719" w:type="dxa"/>
+          <w:trHeight w:val="394"/>
+          <w:jc w:val="center"/>
+        </w:trPr>
+        <w:tc>
+          <w:tcPr>
+            <w:tcW w:w="5580" w:type="dxa"/>
             <w:tcBorders>
               <w:top w:val="single" w:sz="4" w:space="0" w:color="auto"/>
               <w:left w:val="single" w:sz="4" w:space="0" w:color="auto"/>
@@ -8779,7 +8709,7 @@
         </w:tc>
         <w:tc>
           <w:tcPr>
-            <w:tcW w:w="4890" w:type="dxa"/>
+            <w:tcW w:w="4771" w:type="dxa"/>
             <w:tcBorders>
               <w:top w:val="single" w:sz="4" w:space="0" w:color="auto"/>
               <w:left w:val="nil"/>
@@ -8813,12 +8743,12 @@
       </w:tr>
       <w:tr>
         <w:trPr>
-          <w:trHeight w:val="397"/>
-          <w:jc w:val="center"/>
-        </w:trPr>
-        <w:tc>
-          <w:tcPr>
-            <w:tcW w:w="5719" w:type="dxa"/>
+          <w:trHeight w:val="394"/>
+          <w:jc w:val="center"/>
+        </w:trPr>
+        <w:tc>
+          <w:tcPr>
+            <w:tcW w:w="5580" w:type="dxa"/>
             <w:tcBorders>
               <w:top w:val="nil"/>
               <w:left w:val="single" w:sz="4" w:space="0" w:color="auto"/>
@@ -8851,7 +8781,7 @@
         </w:tc>
         <w:tc>
           <w:tcPr>
-            <w:tcW w:w="4890" w:type="dxa"/>
+            <w:tcW w:w="4771" w:type="dxa"/>
             <w:tcBorders>
               <w:top w:val="nil"/>
               <w:left w:val="nil"/>
@@ -8885,12 +8815,12 @@
       </w:tr>
       <w:tr>
         <w:trPr>
-          <w:trHeight w:val="397"/>
-          <w:jc w:val="center"/>
-        </w:trPr>
-        <w:tc>
-          <w:tcPr>
-            <w:tcW w:w="5719" w:type="dxa"/>
+          <w:trHeight w:val="394"/>
+          <w:jc w:val="center"/>
+        </w:trPr>
+        <w:tc>
+          <w:tcPr>
+            <w:tcW w:w="5580" w:type="dxa"/>
             <w:tcBorders>
               <w:top w:val="nil"/>
               <w:left w:val="single" w:sz="4" w:space="0" w:color="auto"/>
@@ -8923,7 +8853,7 @@
         </w:tc>
         <w:tc>
           <w:tcPr>
-            <w:tcW w:w="4890" w:type="dxa"/>
+            <w:tcW w:w="4771" w:type="dxa"/>
             <w:tcBorders>
               <w:top w:val="nil"/>
               <w:left w:val="nil"/>
@@ -8957,12 +8887,12 @@
       </w:tr>
       <w:tr>
         <w:trPr>
-          <w:trHeight w:val="397"/>
-          <w:jc w:val="center"/>
-        </w:trPr>
-        <w:tc>
-          <w:tcPr>
-            <w:tcW w:w="5719" w:type="dxa"/>
+          <w:trHeight w:val="394"/>
+          <w:jc w:val="center"/>
+        </w:trPr>
+        <w:tc>
+          <w:tcPr>
+            <w:tcW w:w="5580" w:type="dxa"/>
             <w:tcBorders>
               <w:top w:val="nil"/>
               <w:left w:val="single" w:sz="4" w:space="0" w:color="auto"/>
@@ -8995,7 +8925,7 @@
         </w:tc>
         <w:tc>
           <w:tcPr>
-            <w:tcW w:w="4890" w:type="dxa"/>
+            <w:tcW w:w="4771" w:type="dxa"/>
             <w:tcBorders>
               <w:top w:val="nil"/>
               <w:left w:val="nil"/>
@@ -9029,12 +8959,12 @@
       </w:tr>
       <w:tr>
         <w:trPr>
-          <w:trHeight w:val="397"/>
-          <w:jc w:val="center"/>
-        </w:trPr>
-        <w:tc>
-          <w:tcPr>
-            <w:tcW w:w="5719" w:type="dxa"/>
+          <w:trHeight w:val="394"/>
+          <w:jc w:val="center"/>
+        </w:trPr>
+        <w:tc>
+          <w:tcPr>
+            <w:tcW w:w="5580" w:type="dxa"/>
             <w:tcBorders>
               <w:top w:val="nil"/>
               <w:left w:val="single" w:sz="4" w:space="0" w:color="auto"/>
@@ -9121,7 +9051,7 @@
         </w:tc>
         <w:tc>
           <w:tcPr>
-            <w:tcW w:w="4890" w:type="dxa"/>
+            <w:tcW w:w="4771" w:type="dxa"/>
             <w:tcBorders>
               <w:top w:val="nil"/>
               <w:left w:val="nil"/>
@@ -9155,12 +9085,12 @@
       </w:tr>
       <w:tr>
         <w:trPr>
-          <w:trHeight w:val="397"/>
-          <w:jc w:val="center"/>
-        </w:trPr>
-        <w:tc>
-          <w:tcPr>
-            <w:tcW w:w="5719" w:type="dxa"/>
+          <w:trHeight w:val="394"/>
+          <w:jc w:val="center"/>
+        </w:trPr>
+        <w:tc>
+          <w:tcPr>
+            <w:tcW w:w="5580" w:type="dxa"/>
             <w:tcBorders>
               <w:top w:val="nil"/>
               <w:left w:val="single" w:sz="4" w:space="0" w:color="auto"/>
@@ -9193,7 +9123,7 @@
         </w:tc>
         <w:tc>
           <w:tcPr>
-            <w:tcW w:w="4890" w:type="dxa"/>
+            <w:tcW w:w="4771" w:type="dxa"/>
             <w:tcBorders>
               <w:top w:val="nil"/>
               <w:left w:val="nil"/>
@@ -9227,12 +9157,12 @@
       </w:tr>
       <w:tr>
         <w:trPr>
-          <w:trHeight w:val="397"/>
-          <w:jc w:val="center"/>
-        </w:trPr>
-        <w:tc>
-          <w:tcPr>
-            <w:tcW w:w="5719" w:type="dxa"/>
+          <w:trHeight w:val="394"/>
+          <w:jc w:val="center"/>
+        </w:trPr>
+        <w:tc>
+          <w:tcPr>
+            <w:tcW w:w="5580" w:type="dxa"/>
             <w:tcBorders>
               <w:top w:val="nil"/>
               <w:left w:val="single" w:sz="4" w:space="0" w:color="auto"/>
@@ -9265,7 +9195,7 @@
         </w:tc>
         <w:tc>
           <w:tcPr>
-            <w:tcW w:w="4890" w:type="dxa"/>
+            <w:tcW w:w="4771" w:type="dxa"/>
             <w:tcBorders>
               <w:top w:val="nil"/>
               <w:left w:val="nil"/>
@@ -9299,12 +9229,12 @@
       </w:tr>
       <w:tr>
         <w:trPr>
-          <w:trHeight w:val="1515"/>
-          <w:jc w:val="center"/>
-        </w:trPr>
-        <w:tc>
-          <w:tcPr>
-            <w:tcW w:w="5719" w:type="dxa"/>
+          <w:trHeight w:val="1504"/>
+          <w:jc w:val="center"/>
+        </w:trPr>
+        <w:tc>
+          <w:tcPr>
+            <w:tcW w:w="5580" w:type="dxa"/>
             <w:tcBorders>
               <w:top w:val="nil"/>
               <w:left w:val="single" w:sz="4" w:space="0" w:color="auto"/>
@@ -9355,7 +9285,7 @@
         </w:tc>
         <w:tc>
           <w:tcPr>
-            <w:tcW w:w="4890" w:type="dxa"/>
+            <w:tcW w:w="4771" w:type="dxa"/>
             <w:tcBorders>
               <w:top w:val="nil"/>
               <w:left w:val="nil"/>
@@ -9389,12 +9319,12 @@
       </w:tr>
       <w:tr>
         <w:trPr>
-          <w:trHeight w:val="397"/>
-          <w:jc w:val="center"/>
-        </w:trPr>
-        <w:tc>
-          <w:tcPr>
-            <w:tcW w:w="5719" w:type="dxa"/>
+          <w:trHeight w:val="394"/>
+          <w:jc w:val="center"/>
+        </w:trPr>
+        <w:tc>
+          <w:tcPr>
+            <w:tcW w:w="5580" w:type="dxa"/>
             <w:tcBorders>
               <w:top w:val="nil"/>
               <w:left w:val="single" w:sz="4" w:space="0" w:color="auto"/>
@@ -9427,7 +9357,7 @@
         </w:tc>
         <w:tc>
           <w:tcPr>
-            <w:tcW w:w="4890" w:type="dxa"/>
+            <w:tcW w:w="4771" w:type="dxa"/>
             <w:tcBorders>
               <w:top w:val="nil"/>
               <w:left w:val="nil"/>
@@ -9461,12 +9391,12 @@
       </w:tr>
       <w:tr>
         <w:trPr>
-          <w:trHeight w:val="397"/>
-          <w:jc w:val="center"/>
-        </w:trPr>
-        <w:tc>
-          <w:tcPr>
-            <w:tcW w:w="5719" w:type="dxa"/>
+          <w:trHeight w:val="394"/>
+          <w:jc w:val="center"/>
+        </w:trPr>
+        <w:tc>
+          <w:tcPr>
+            <w:tcW w:w="5580" w:type="dxa"/>
             <w:tcBorders>
               <w:top w:val="nil"/>
               <w:left w:val="single" w:sz="4" w:space="0" w:color="auto"/>
@@ -9499,7 +9429,7 @@
         </w:tc>
         <w:tc>
           <w:tcPr>
-            <w:tcW w:w="4890" w:type="dxa"/>
+            <w:tcW w:w="4771" w:type="dxa"/>
             <w:tcBorders>
               <w:top w:val="nil"/>
               <w:left w:val="nil"/>
@@ -9533,12 +9463,12 @@
       </w:tr>
       <w:tr>
         <w:trPr>
-          <w:trHeight w:val="397"/>
-          <w:jc w:val="center"/>
-        </w:trPr>
-        <w:tc>
-          <w:tcPr>
-            <w:tcW w:w="5719" w:type="dxa"/>
+          <w:trHeight w:val="394"/>
+          <w:jc w:val="center"/>
+        </w:trPr>
+        <w:tc>
+          <w:tcPr>
+            <w:tcW w:w="5580" w:type="dxa"/>
             <w:tcBorders>
               <w:top w:val="nil"/>
               <w:left w:val="single" w:sz="4" w:space="0" w:color="auto"/>
@@ -9571,7 +9501,7 @@
         </w:tc>
         <w:tc>
           <w:tcPr>
-            <w:tcW w:w="4890" w:type="dxa"/>
+            <w:tcW w:w="4771" w:type="dxa"/>
             <w:tcBorders>
               <w:top w:val="nil"/>
               <w:left w:val="nil"/>
@@ -9605,12 +9535,12 @@
       </w:tr>
       <w:tr>
         <w:trPr>
-          <w:trHeight w:val="397"/>
-          <w:jc w:val="center"/>
-        </w:trPr>
-        <w:tc>
-          <w:tcPr>
-            <w:tcW w:w="5719" w:type="dxa"/>
+          <w:trHeight w:val="394"/>
+          <w:jc w:val="center"/>
+        </w:trPr>
+        <w:tc>
+          <w:tcPr>
+            <w:tcW w:w="5580" w:type="dxa"/>
             <w:tcBorders>
               <w:top w:val="nil"/>
               <w:left w:val="single" w:sz="4" w:space="0" w:color="auto"/>
@@ -9643,7 +9573,7 @@
         </w:tc>
         <w:tc>
           <w:tcPr>
-            <w:tcW w:w="4890" w:type="dxa"/>
+            <w:tcW w:w="4771" w:type="dxa"/>
             <w:tcBorders>
               <w:top w:val="nil"/>
               <w:left w:val="nil"/>
@@ -9677,12 +9607,12 @@
       </w:tr>
       <w:tr>
         <w:trPr>
-          <w:trHeight w:val="397"/>
-          <w:jc w:val="center"/>
-        </w:trPr>
-        <w:tc>
-          <w:tcPr>
-            <w:tcW w:w="5719" w:type="dxa"/>
+          <w:trHeight w:val="394"/>
+          <w:jc w:val="center"/>
+        </w:trPr>
+        <w:tc>
+          <w:tcPr>
+            <w:tcW w:w="5580" w:type="dxa"/>
             <w:tcBorders>
               <w:top w:val="nil"/>
               <w:left w:val="single" w:sz="4" w:space="0" w:color="auto"/>
@@ -9715,7 +9645,7 @@
         </w:tc>
         <w:tc>
           <w:tcPr>
-            <w:tcW w:w="4890" w:type="dxa"/>
+            <w:tcW w:w="4771" w:type="dxa"/>
             <w:tcBorders>
               <w:top w:val="nil"/>
               <w:left w:val="nil"/>
@@ -9749,12 +9679,12 @@
       </w:tr>
       <w:tr>
         <w:trPr>
-          <w:trHeight w:val="397"/>
-          <w:jc w:val="center"/>
-        </w:trPr>
-        <w:tc>
-          <w:tcPr>
-            <w:tcW w:w="5719" w:type="dxa"/>
+          <w:trHeight w:val="394"/>
+          <w:jc w:val="center"/>
+        </w:trPr>
+        <w:tc>
+          <w:tcPr>
+            <w:tcW w:w="5580" w:type="dxa"/>
             <w:tcBorders>
               <w:top w:val="nil"/>
               <w:left w:val="single" w:sz="4" w:space="0" w:color="auto"/>
@@ -9787,7 +9717,7 @@
         </w:tc>
         <w:tc>
           <w:tcPr>
-            <w:tcW w:w="4890" w:type="dxa"/>
+            <w:tcW w:w="4771" w:type="dxa"/>
             <w:tcBorders>
               <w:top w:val="nil"/>
               <w:left w:val="nil"/>
@@ -9826,12 +9756,12 @@
       </w:tr>
       <w:tr>
         <w:trPr>
-          <w:trHeight w:val="397"/>
-          <w:jc w:val="center"/>
-        </w:trPr>
-        <w:tc>
-          <w:tcPr>
-            <w:tcW w:w="5719" w:type="dxa"/>
+          <w:trHeight w:val="394"/>
+          <w:jc w:val="center"/>
+        </w:trPr>
+        <w:tc>
+          <w:tcPr>
+            <w:tcW w:w="5580" w:type="dxa"/>
             <w:tcBorders>
               <w:top w:val="nil"/>
               <w:left w:val="single" w:sz="4" w:space="0" w:color="auto"/>
@@ -9874,7 +9804,7 @@
         </w:tc>
         <w:tc>
           <w:tcPr>
-            <w:tcW w:w="4890" w:type="dxa"/>
+            <w:tcW w:w="4771" w:type="dxa"/>
             <w:tcBorders>
               <w:top w:val="nil"/>
               <w:left w:val="nil"/>
@@ -9908,12 +9838,12 @@
       </w:tr>
       <w:tr>
         <w:trPr>
-          <w:trHeight w:val="397"/>
-          <w:jc w:val="center"/>
-        </w:trPr>
-        <w:tc>
-          <w:tcPr>
-            <w:tcW w:w="5719" w:type="dxa"/>
+          <w:trHeight w:val="394"/>
+          <w:jc w:val="center"/>
+        </w:trPr>
+        <w:tc>
+          <w:tcPr>
+            <w:tcW w:w="5580" w:type="dxa"/>
             <w:tcBorders>
               <w:top w:val="nil"/>
               <w:left w:val="single" w:sz="4" w:space="0" w:color="auto"/>
@@ -9956,7 +9886,7 @@
         </w:tc>
         <w:tc>
           <w:tcPr>
-            <w:tcW w:w="4890" w:type="dxa"/>
+            <w:tcW w:w="4771" w:type="dxa"/>
             <w:tcBorders>
               <w:top w:val="nil"/>
               <w:left w:val="nil"/>
@@ -9990,12 +9920,12 @@
       </w:tr>
       <w:tr>
         <w:trPr>
-          <w:trHeight w:val="397"/>
-          <w:jc w:val="center"/>
-        </w:trPr>
-        <w:tc>
-          <w:tcPr>
-            <w:tcW w:w="5719" w:type="dxa"/>
+          <w:trHeight w:val="394"/>
+          <w:jc w:val="center"/>
+        </w:trPr>
+        <w:tc>
+          <w:tcPr>
+            <w:tcW w:w="5580" w:type="dxa"/>
             <w:tcBorders>
               <w:top w:val="nil"/>
               <w:left w:val="single" w:sz="4" w:space="0" w:color="auto"/>
@@ -10028,7 +9958,7 @@
         </w:tc>
         <w:tc>
           <w:tcPr>
-            <w:tcW w:w="4890" w:type="dxa"/>
+            <w:tcW w:w="4771" w:type="dxa"/>
             <w:tcBorders>
               <w:top w:val="nil"/>
               <w:left w:val="nil"/>
@@ -10062,12 +9992,12 @@
       </w:tr>
       <w:tr>
         <w:trPr>
-          <w:trHeight w:val="642"/>
-          <w:jc w:val="center"/>
-        </w:trPr>
-        <w:tc>
-          <w:tcPr>
-            <w:tcW w:w="5719" w:type="dxa"/>
+          <w:trHeight w:val="637"/>
+          <w:jc w:val="center"/>
+        </w:trPr>
+        <w:tc>
+          <w:tcPr>
+            <w:tcW w:w="5580" w:type="dxa"/>
             <w:tcBorders>
               <w:top w:val="nil"/>
               <w:left w:val="nil"/>
@@ -10093,7 +10023,7 @@
         </w:tc>
         <w:tc>
           <w:tcPr>
-            <w:tcW w:w="4890" w:type="dxa"/>
+            <w:tcW w:w="4771" w:type="dxa"/>
             <w:tcBorders>
               <w:top w:val="nil"/>
               <w:left w:val="nil"/>
@@ -10120,12 +10050,12 @@
       </w:tr>
       <w:tr>
         <w:trPr>
-          <w:trHeight w:val="402"/>
-          <w:jc w:val="center"/>
-        </w:trPr>
-        <w:tc>
-          <w:tcPr>
-            <w:tcW w:w="10609" w:type="dxa"/>
+          <w:trHeight w:val="399"/>
+          <w:jc w:val="center"/>
+        </w:trPr>
+        <w:tc>
+          <w:tcPr>
+            <w:tcW w:w="10351" w:type="dxa"/>
             <w:gridSpan w:val="2"/>
             <w:tcBorders>
               <w:top w:val="nil"/>
@@ -10169,7 +10099,7 @@
                 <w:b/>
                 <w:bCs/>
               </w:rPr>
-              <w:t xml:space="preserve">                               </w:t>
+              <w:t xml:space="preserve">                        </w:t>
             </w:r>
             <w:r>
               <w:rPr>
@@ -10184,12 +10114,12 @@
       </w:tr>
       <w:tr>
         <w:trPr>
-          <w:trHeight w:val="439"/>
-          <w:jc w:val="center"/>
-        </w:trPr>
-        <w:tc>
-          <w:tcPr>
-            <w:tcW w:w="10609" w:type="dxa"/>
+          <w:trHeight w:val="436"/>
+          <w:jc w:val="center"/>
+        </w:trPr>
+        <w:tc>
+          <w:tcPr>
+            <w:tcW w:w="10351" w:type="dxa"/>
             <w:gridSpan w:val="2"/>
             <w:tcBorders>
               <w:top w:val="single" w:sz="4" w:space="0" w:color="auto"/>
@@ -10230,12 +10160,12 @@
       </w:tr>
       <w:tr>
         <w:trPr>
-          <w:trHeight w:val="439"/>
-          <w:jc w:val="center"/>
-        </w:trPr>
-        <w:tc>
-          <w:tcPr>
-            <w:tcW w:w="10609" w:type="dxa"/>
+          <w:trHeight w:val="436"/>
+          <w:jc w:val="center"/>
+        </w:trPr>
+        <w:tc>
+          <w:tcPr>
+            <w:tcW w:w="10351" w:type="dxa"/>
             <w:gridSpan w:val="2"/>
             <w:tcBorders>
               <w:top w:val="nil"/>
@@ -10278,12 +10208,12 @@
       </w:tr>
       <w:tr>
         <w:trPr>
-          <w:trHeight w:val="300"/>
-          <w:jc w:val="center"/>
-        </w:trPr>
-        <w:tc>
-          <w:tcPr>
-            <w:tcW w:w="5719" w:type="dxa"/>
+          <w:trHeight w:val="298"/>
+          <w:jc w:val="center"/>
+        </w:trPr>
+        <w:tc>
+          <w:tcPr>
+            <w:tcW w:w="5580" w:type="dxa"/>
             <w:tcBorders>
               <w:top w:val="nil"/>
               <w:left w:val="single" w:sz="4" w:space="0" w:color="auto"/>
@@ -10319,7 +10249,7 @@
         </w:tc>
         <w:tc>
           <w:tcPr>
-            <w:tcW w:w="4890" w:type="dxa"/>
+            <w:tcW w:w="4771" w:type="dxa"/>
             <w:tcBorders>
               <w:top w:val="nil"/>
               <w:left w:val="nil"/>
@@ -10357,12 +10287,12 @@
       </w:tr>
       <w:tr>
         <w:trPr>
-          <w:trHeight w:val="439"/>
-          <w:jc w:val="center"/>
-        </w:trPr>
-        <w:tc>
-          <w:tcPr>
-            <w:tcW w:w="10609" w:type="dxa"/>
+          <w:trHeight w:val="436"/>
+          <w:jc w:val="center"/>
+        </w:trPr>
+        <w:tc>
+          <w:tcPr>
+            <w:tcW w:w="10351" w:type="dxa"/>
             <w:gridSpan w:val="2"/>
             <w:tcBorders>
               <w:top w:val="nil"/>
@@ -10398,7 +10328,7 @@
                 <w:b/>
                 <w:bCs/>
               </w:rPr>
-              <w:t xml:space="preserve">                                               </w:t>
+              <w:t xml:space="preserve">                                             </w:t>
             </w:r>
             <w:r>
               <w:rPr>
@@ -10412,28 +10342,92 @@
         </w:tc>
       </w:tr>
     </w:tbl>
+    <w:p>
+      <w:pPr>
+        <w:spacing w:after="0"/>
+        <w:rPr>
+          <w:sz w:val="12"/>
+        </w:rPr>
+      </w:pPr>
+    </w:p>
+    <w:p>
+      <w:pPr>
+        <w:spacing w:after="0"/>
+        <w:rPr>
+          <w:sz w:val="12"/>
+        </w:rPr>
+      </w:pPr>
+    </w:p>
+    <w:p>
+      <w:pPr>
+        <w:spacing w:after="0"/>
+        <w:rPr>
+          <w:sz w:val="12"/>
+        </w:rPr>
+      </w:pPr>
+    </w:p>
+    <w:p>
+      <w:pPr>
+        <w:spacing w:after="0"/>
+        <w:rPr>
+          <w:sz w:val="12"/>
+        </w:rPr>
+      </w:pPr>
+    </w:p>
+    <w:p>
+      <w:pPr>
+        <w:spacing w:after="0"/>
+        <w:rPr>
+          <w:sz w:val="12"/>
+        </w:rPr>
+      </w:pPr>
+    </w:p>
+    <w:p>
+      <w:pPr>
+        <w:spacing w:after="0"/>
+        <w:rPr>
+          <w:sz w:val="12"/>
+        </w:rPr>
+      </w:pPr>
+    </w:p>
+    <w:p>
+      <w:pPr>
+        <w:spacing w:after="0"/>
+        <w:rPr>
+          <w:sz w:val="12"/>
+        </w:rPr>
+      </w:pPr>
+    </w:p>
+    <w:p>
+      <w:pPr>
+        <w:spacing w:after="0"/>
+        <w:rPr>
+          <w:sz w:val="12"/>
+        </w:rPr>
+      </w:pPr>
+    </w:p>
     <w:tbl>
       <w:tblPr>
         <w:tblStyle w:val="TableGrid"/>
-        <w:tblW w:w="10573" w:type="dxa"/>
+        <w:tblW w:w="10356" w:type="dxa"/>
         <w:jc w:val="center"/>
         <w:tblInd w:w="-459" w:type="dxa"/>
         <w:tblLayout w:type="fixed"/>
         <w:tblLook w:val="04A0"/>
       </w:tblPr>
       <w:tblGrid>
-        <w:gridCol w:w="7879"/>
-        <w:gridCol w:w="1276"/>
-        <w:gridCol w:w="1418"/>
+        <w:gridCol w:w="7717"/>
+        <w:gridCol w:w="1250"/>
+        <w:gridCol w:w="1389"/>
       </w:tblGrid>
       <w:tr>
         <w:trPr>
-          <w:trHeight w:val="926"/>
-          <w:jc w:val="center"/>
-        </w:trPr>
-        <w:tc>
-          <w:tcPr>
-            <w:tcW w:w="7879" w:type="dxa"/>
+          <w:trHeight w:val="939"/>
+          <w:jc w:val="center"/>
+        </w:trPr>
+        <w:tc>
+          <w:tcPr>
+            <w:tcW w:w="7717" w:type="dxa"/>
             <w:vMerge w:val="restart"/>
           </w:tcPr>
           <w:p>
@@ -10451,12 +10445,11 @@
                 <w:szCs w:val="24"/>
                 <w:lang w:bidi="ta-IN"/>
               </w:rPr>
-              <w:lastRenderedPageBreak/>
               <w:drawing>
                 <wp:inline distT="0" distB="0" distL="0" distR="0">
                   <wp:extent cx="4361564" cy="829156"/>
                   <wp:effectExtent l="19050" t="0" r="886" b="0"/>
-                  <wp:docPr id="10" name="Picture 1" descr="C:\Users\IQAC\Downloads\WhatsApp Image 2025-12-23 at 8.04.08 PM.jpeg"/>
+                  <wp:docPr id="1" name="Picture 1" descr="C:\Users\IQAC\Downloads\WhatsApp Image 2025-12-23 at 8.04.08 PM.jpeg"/>
                   <wp:cNvGraphicFramePr>
                     <a:graphicFrameLocks xmlns:a="http://schemas.openxmlformats.org/drawingml/2006/main" noChangeAspect="1"/>
                   </wp:cNvGraphicFramePr>
@@ -10502,7 +10495,7 @@
         </w:tc>
         <w:tc>
           <w:tcPr>
-            <w:tcW w:w="2694" w:type="dxa"/>
+            <w:tcW w:w="2639" w:type="dxa"/>
             <w:gridSpan w:val="2"/>
             <w:vAlign w:val="center"/>
           </w:tcPr>
@@ -10580,12 +10573,12 @@
       </w:tr>
       <w:tr>
         <w:trPr>
-          <w:trHeight w:val="269"/>
-          <w:jc w:val="center"/>
-        </w:trPr>
-        <w:tc>
-          <w:tcPr>
-            <w:tcW w:w="7879" w:type="dxa"/>
+          <w:trHeight w:val="273"/>
+          <w:jc w:val="center"/>
+        </w:trPr>
+        <w:tc>
+          <w:tcPr>
+            <w:tcW w:w="7717" w:type="dxa"/>
             <w:vMerge/>
           </w:tcPr>
           <w:p>
@@ -10600,7 +10593,7 @@
         </w:tc>
         <w:tc>
           <w:tcPr>
-            <w:tcW w:w="1276" w:type="dxa"/>
+            <w:tcW w:w="1250" w:type="dxa"/>
             <w:vAlign w:val="center"/>
           </w:tcPr>
           <w:p>
@@ -10625,7 +10618,7 @@
         </w:tc>
         <w:tc>
           <w:tcPr>
-            <w:tcW w:w="1418" w:type="dxa"/>
+            <w:tcW w:w="1389" w:type="dxa"/>
             <w:vAlign w:val="center"/>
           </w:tcPr>
           <w:p>
@@ -10652,12 +10645,12 @@
       </w:tr>
       <w:tr>
         <w:trPr>
-          <w:trHeight w:val="341"/>
-          <w:jc w:val="center"/>
-        </w:trPr>
-        <w:tc>
-          <w:tcPr>
-            <w:tcW w:w="7879" w:type="dxa"/>
+          <w:trHeight w:val="346"/>
+          <w:jc w:val="center"/>
+        </w:trPr>
+        <w:tc>
+          <w:tcPr>
+            <w:tcW w:w="7717" w:type="dxa"/>
             <w:vAlign w:val="center"/>
           </w:tcPr>
           <w:p>
@@ -10681,7 +10674,7 @@
         </w:tc>
         <w:tc>
           <w:tcPr>
-            <w:tcW w:w="1276" w:type="dxa"/>
+            <w:tcW w:w="1250" w:type="dxa"/>
             <w:vAlign w:val="center"/>
           </w:tcPr>
           <w:p>
@@ -10706,7 +10699,7 @@
         </w:tc>
         <w:tc>
           <w:tcPr>
-            <w:tcW w:w="1418" w:type="dxa"/>
+            <w:tcW w:w="1389" w:type="dxa"/>
             <w:vAlign w:val="center"/>
           </w:tcPr>
           <w:p>
@@ -10733,73 +10726,33 @@
       </w:tr>
       <w:tr>
         <w:trPr>
-          <w:trHeight w:val="179"/>
-          <w:jc w:val="center"/>
-        </w:trPr>
-        <w:tc>
-          <w:tcPr>
-            <w:tcW w:w="7879" w:type="dxa"/>
-            <w:vAlign w:val="center"/>
-          </w:tcPr>
-          <w:p>
-            <w:pPr>
-              <w:jc w:val="center"/>
-              <w:rPr>
-                <w:rFonts w:ascii="Times New Roman" w:hAnsi="Times New Roman"/>
-                <w:b/>
-                <w:sz w:val="24"/>
-                <w:szCs w:val="24"/>
-              </w:rPr>
-            </w:pPr>
-            <w:r>
-              <w:rPr>
-                <w:rFonts w:ascii="Times New Roman" w:eastAsia="Times New Roman" w:hAnsi="Times New Roman" w:cs="Times New Roman"/>
-                <w:b/>
-                <w:bCs/>
-                <w:sz w:val="24"/>
-                <w:szCs w:val="24"/>
-              </w:rPr>
-              <w:t>L</w:t>
-            </w:r>
-            <w:r>
-              <w:rPr>
-                <w:rFonts w:ascii="Times New Roman" w:eastAsia="Times New Roman" w:hAnsi="Times New Roman" w:cs="Times New Roman"/>
-                <w:b/>
-                <w:bCs/>
-                <w:sz w:val="24"/>
-                <w:szCs w:val="24"/>
-              </w:rPr>
-              <w:t>ateral</w:t>
-            </w:r>
-            <w:r>
-              <w:rPr>
-                <w:rFonts w:ascii="Times New Roman" w:eastAsia="Times New Roman" w:hAnsi="Times New Roman" w:cs="Times New Roman"/>
-                <w:b/>
-                <w:bCs/>
-                <w:sz w:val="24"/>
-                <w:szCs w:val="24"/>
-              </w:rPr>
-              <w:t xml:space="preserve">  E</w:t>
-            </w:r>
-            <w:r>
-              <w:rPr>
-                <w:rFonts w:ascii="Times New Roman" w:eastAsia="Times New Roman" w:hAnsi="Times New Roman" w:cs="Times New Roman"/>
-                <w:b/>
-                <w:bCs/>
-                <w:sz w:val="24"/>
-                <w:szCs w:val="24"/>
-              </w:rPr>
-              <w:t>ntry</w:t>
-            </w:r>
-            <w:r>
-              <w:rPr>
-                <w:rFonts w:ascii="Times New Roman" w:eastAsia="Times New Roman" w:hAnsi="Times New Roman" w:cs="Times New Roman"/>
-                <w:b/>
-                <w:bCs/>
-                <w:sz w:val="24"/>
-                <w:szCs w:val="24"/>
-              </w:rPr>
-              <w:t xml:space="preserve"> </w:t>
+          <w:trHeight w:val="181"/>
+          <w:jc w:val="center"/>
+        </w:trPr>
+        <w:tc>
+          <w:tcPr>
+            <w:tcW w:w="7717" w:type="dxa"/>
+            <w:vAlign w:val="center"/>
+          </w:tcPr>
+          <w:p>
+            <w:pPr>
+              <w:jc w:val="center"/>
+              <w:rPr>
+                <w:rFonts w:ascii="Times New Roman" w:hAnsi="Times New Roman"/>
+                <w:b/>
+                <w:sz w:val="24"/>
+                <w:szCs w:val="24"/>
+              </w:rPr>
+            </w:pPr>
+            <w:r>
+              <w:rPr>
+                <w:rFonts w:ascii="Times New Roman" w:eastAsia="Times New Roman" w:hAnsi="Times New Roman" w:cs="Times New Roman"/>
+                <w:b/>
+                <w:bCs/>
+                <w:sz w:val="24"/>
+                <w:szCs w:val="24"/>
+              </w:rPr>
+              <w:t xml:space="preserve">Lateral  Entry </w:t>
             </w:r>
             <w:r>
               <w:rPr>
@@ -10814,7 +10767,7 @@
         </w:tc>
         <w:tc>
           <w:tcPr>
-            <w:tcW w:w="1276" w:type="dxa"/>
+            <w:tcW w:w="1250" w:type="dxa"/>
             <w:vAlign w:val="center"/>
           </w:tcPr>
           <w:p>
@@ -10839,7 +10792,7 @@
         </w:tc>
         <w:tc>
           <w:tcPr>
-            <w:tcW w:w="1418" w:type="dxa"/>
+            <w:tcW w:w="1389" w:type="dxa"/>
             <w:vAlign w:val="center"/>
           </w:tcPr>
           <w:p>
@@ -10875,22 +10828,22 @@
     </w:p>
     <w:tbl>
       <w:tblPr>
-        <w:tblW w:w="10578" w:type="dxa"/>
+        <w:tblW w:w="10361" w:type="dxa"/>
         <w:jc w:val="center"/>
         <w:tblLook w:val="04A0"/>
       </w:tblPr>
       <w:tblGrid>
-        <w:gridCol w:w="5671"/>
-        <w:gridCol w:w="4907"/>
+        <w:gridCol w:w="5555"/>
+        <w:gridCol w:w="4806"/>
       </w:tblGrid>
       <w:tr>
         <w:trPr>
-          <w:trHeight w:val="402"/>
-          <w:jc w:val="center"/>
-        </w:trPr>
-        <w:tc>
-          <w:tcPr>
-            <w:tcW w:w="10578" w:type="dxa"/>
+          <w:trHeight w:val="404"/>
+          <w:jc w:val="center"/>
+        </w:trPr>
+        <w:tc>
+          <w:tcPr>
+            <w:tcW w:w="10361" w:type="dxa"/>
             <w:gridSpan w:val="2"/>
             <w:tcBorders>
               <w:top w:val="nil"/>
@@ -10926,12 +10879,12 @@
       </w:tr>
       <w:tr>
         <w:trPr>
-          <w:trHeight w:val="402"/>
-          <w:jc w:val="center"/>
-        </w:trPr>
-        <w:tc>
-          <w:tcPr>
-            <w:tcW w:w="10578" w:type="dxa"/>
+          <w:trHeight w:val="404"/>
+          <w:jc w:val="center"/>
+        </w:trPr>
+        <w:tc>
+          <w:tcPr>
+            <w:tcW w:w="10361" w:type="dxa"/>
             <w:gridSpan w:val="2"/>
             <w:tcBorders>
               <w:top w:val="nil"/>
@@ -10974,12 +10927,12 @@
       </w:tr>
       <w:tr>
         <w:trPr>
-          <w:trHeight w:val="397"/>
-          <w:jc w:val="center"/>
-        </w:trPr>
-        <w:tc>
-          <w:tcPr>
-            <w:tcW w:w="5671" w:type="dxa"/>
+          <w:trHeight w:val="399"/>
+          <w:jc w:val="center"/>
+        </w:trPr>
+        <w:tc>
+          <w:tcPr>
+            <w:tcW w:w="5555" w:type="dxa"/>
             <w:tcBorders>
               <w:top w:val="single" w:sz="4" w:space="0" w:color="auto"/>
               <w:left w:val="single" w:sz="4" w:space="0" w:color="auto"/>
@@ -11022,7 +10975,7 @@
         </w:tc>
         <w:tc>
           <w:tcPr>
-            <w:tcW w:w="4907" w:type="dxa"/>
+            <w:tcW w:w="4806" w:type="dxa"/>
             <w:tcBorders>
               <w:top w:val="single" w:sz="4" w:space="0" w:color="auto"/>
               <w:left w:val="nil"/>
@@ -11056,12 +11009,12 @@
       </w:tr>
       <w:tr>
         <w:trPr>
-          <w:trHeight w:val="397"/>
-          <w:jc w:val="center"/>
-        </w:trPr>
-        <w:tc>
-          <w:tcPr>
-            <w:tcW w:w="5671" w:type="dxa"/>
+          <w:trHeight w:val="399"/>
+          <w:jc w:val="center"/>
+        </w:trPr>
+        <w:tc>
+          <w:tcPr>
+            <w:tcW w:w="5555" w:type="dxa"/>
             <w:tcBorders>
               <w:top w:val="nil"/>
               <w:left w:val="single" w:sz="4" w:space="0" w:color="auto"/>
@@ -11094,7 +11047,7 @@
         </w:tc>
         <w:tc>
           <w:tcPr>
-            <w:tcW w:w="4907" w:type="dxa"/>
+            <w:tcW w:w="4806" w:type="dxa"/>
             <w:tcBorders>
               <w:top w:val="nil"/>
               <w:left w:val="nil"/>
@@ -11128,12 +11081,12 @@
       </w:tr>
       <w:tr>
         <w:trPr>
-          <w:trHeight w:val="397"/>
-          <w:jc w:val="center"/>
-        </w:trPr>
-        <w:tc>
-          <w:tcPr>
-            <w:tcW w:w="5671" w:type="dxa"/>
+          <w:trHeight w:val="399"/>
+          <w:jc w:val="center"/>
+        </w:trPr>
+        <w:tc>
+          <w:tcPr>
+            <w:tcW w:w="5555" w:type="dxa"/>
             <w:tcBorders>
               <w:top w:val="nil"/>
               <w:left w:val="single" w:sz="4" w:space="0" w:color="auto"/>
@@ -11166,7 +11119,7 @@
         </w:tc>
         <w:tc>
           <w:tcPr>
-            <w:tcW w:w="4907" w:type="dxa"/>
+            <w:tcW w:w="4806" w:type="dxa"/>
             <w:tcBorders>
               <w:top w:val="nil"/>
               <w:left w:val="nil"/>
@@ -11200,12 +11153,12 @@
       </w:tr>
       <w:tr>
         <w:trPr>
-          <w:trHeight w:val="397"/>
-          <w:jc w:val="center"/>
-        </w:trPr>
-        <w:tc>
-          <w:tcPr>
-            <w:tcW w:w="5671" w:type="dxa"/>
+          <w:trHeight w:val="399"/>
+          <w:jc w:val="center"/>
+        </w:trPr>
+        <w:tc>
+          <w:tcPr>
+            <w:tcW w:w="5555" w:type="dxa"/>
             <w:tcBorders>
               <w:top w:val="nil"/>
               <w:left w:val="single" w:sz="4" w:space="0" w:color="auto"/>
@@ -11238,7 +11191,7 @@
         </w:tc>
         <w:tc>
           <w:tcPr>
-            <w:tcW w:w="4907" w:type="dxa"/>
+            <w:tcW w:w="4806" w:type="dxa"/>
             <w:tcBorders>
               <w:top w:val="nil"/>
               <w:left w:val="nil"/>
@@ -11272,12 +11225,12 @@
       </w:tr>
       <w:tr>
         <w:trPr>
-          <w:trHeight w:val="397"/>
-          <w:jc w:val="center"/>
-        </w:trPr>
-        <w:tc>
-          <w:tcPr>
-            <w:tcW w:w="5671" w:type="dxa"/>
+          <w:trHeight w:val="399"/>
+          <w:jc w:val="center"/>
+        </w:trPr>
+        <w:tc>
+          <w:tcPr>
+            <w:tcW w:w="5555" w:type="dxa"/>
             <w:tcBorders>
               <w:top w:val="nil"/>
               <w:left w:val="single" w:sz="4" w:space="0" w:color="auto"/>
@@ -11364,7 +11317,7 @@
         </w:tc>
         <w:tc>
           <w:tcPr>
-            <w:tcW w:w="4907" w:type="dxa"/>
+            <w:tcW w:w="4806" w:type="dxa"/>
             <w:tcBorders>
               <w:top w:val="nil"/>
               <w:left w:val="nil"/>
@@ -11398,12 +11351,12 @@
       </w:tr>
       <w:tr>
         <w:trPr>
-          <w:trHeight w:val="397"/>
-          <w:jc w:val="center"/>
-        </w:trPr>
-        <w:tc>
-          <w:tcPr>
-            <w:tcW w:w="5671" w:type="dxa"/>
+          <w:trHeight w:val="399"/>
+          <w:jc w:val="center"/>
+        </w:trPr>
+        <w:tc>
+          <w:tcPr>
+            <w:tcW w:w="5555" w:type="dxa"/>
             <w:tcBorders>
               <w:top w:val="nil"/>
               <w:left w:val="single" w:sz="4" w:space="0" w:color="auto"/>
@@ -11436,7 +11389,7 @@
         </w:tc>
         <w:tc>
           <w:tcPr>
-            <w:tcW w:w="4907" w:type="dxa"/>
+            <w:tcW w:w="4806" w:type="dxa"/>
             <w:tcBorders>
               <w:top w:val="nil"/>
               <w:left w:val="nil"/>
@@ -11470,12 +11423,12 @@
       </w:tr>
       <w:tr>
         <w:trPr>
-          <w:trHeight w:val="397"/>
-          <w:jc w:val="center"/>
-        </w:trPr>
-        <w:tc>
-          <w:tcPr>
-            <w:tcW w:w="5671" w:type="dxa"/>
+          <w:trHeight w:val="399"/>
+          <w:jc w:val="center"/>
+        </w:trPr>
+        <w:tc>
+          <w:tcPr>
+            <w:tcW w:w="5555" w:type="dxa"/>
             <w:tcBorders>
               <w:top w:val="nil"/>
               <w:left w:val="single" w:sz="4" w:space="0" w:color="auto"/>
@@ -11508,7 +11461,7 @@
         </w:tc>
         <w:tc>
           <w:tcPr>
-            <w:tcW w:w="4907" w:type="dxa"/>
+            <w:tcW w:w="4806" w:type="dxa"/>
             <w:tcBorders>
               <w:top w:val="nil"/>
               <w:left w:val="nil"/>
@@ -11542,12 +11495,12 @@
       </w:tr>
       <w:tr>
         <w:trPr>
-          <w:trHeight w:val="1137"/>
-          <w:jc w:val="center"/>
-        </w:trPr>
-        <w:tc>
-          <w:tcPr>
-            <w:tcW w:w="5671" w:type="dxa"/>
+          <w:trHeight w:val="1144"/>
+          <w:jc w:val="center"/>
+        </w:trPr>
+        <w:tc>
+          <w:tcPr>
+            <w:tcW w:w="5555" w:type="dxa"/>
             <w:tcBorders>
               <w:top w:val="nil"/>
               <w:left w:val="single" w:sz="4" w:space="0" w:color="auto"/>
@@ -11598,7 +11551,7 @@
         </w:tc>
         <w:tc>
           <w:tcPr>
-            <w:tcW w:w="4907" w:type="dxa"/>
+            <w:tcW w:w="4806" w:type="dxa"/>
             <w:tcBorders>
               <w:top w:val="nil"/>
               <w:left w:val="nil"/>
@@ -11632,12 +11585,12 @@
       </w:tr>
       <w:tr>
         <w:trPr>
-          <w:trHeight w:val="397"/>
-          <w:jc w:val="center"/>
-        </w:trPr>
-        <w:tc>
-          <w:tcPr>
-            <w:tcW w:w="5671" w:type="dxa"/>
+          <w:trHeight w:val="399"/>
+          <w:jc w:val="center"/>
+        </w:trPr>
+        <w:tc>
+          <w:tcPr>
+            <w:tcW w:w="5555" w:type="dxa"/>
             <w:tcBorders>
               <w:top w:val="nil"/>
               <w:left w:val="single" w:sz="4" w:space="0" w:color="auto"/>
@@ -11670,7 +11623,7 @@
         </w:tc>
         <w:tc>
           <w:tcPr>
-            <w:tcW w:w="4907" w:type="dxa"/>
+            <w:tcW w:w="4806" w:type="dxa"/>
             <w:tcBorders>
               <w:top w:val="nil"/>
               <w:left w:val="nil"/>
@@ -11712,12 +11665,12 @@
       </w:tr>
       <w:tr>
         <w:trPr>
-          <w:trHeight w:val="397"/>
-          <w:jc w:val="center"/>
-        </w:trPr>
-        <w:tc>
-          <w:tcPr>
-            <w:tcW w:w="5671" w:type="dxa"/>
+          <w:trHeight w:val="399"/>
+          <w:jc w:val="center"/>
+        </w:trPr>
+        <w:tc>
+          <w:tcPr>
+            <w:tcW w:w="5555" w:type="dxa"/>
             <w:tcBorders>
               <w:top w:val="nil"/>
               <w:left w:val="single" w:sz="4" w:space="0" w:color="auto"/>
@@ -11750,7 +11703,7 @@
         </w:tc>
         <w:tc>
           <w:tcPr>
-            <w:tcW w:w="4907" w:type="dxa"/>
+            <w:tcW w:w="4806" w:type="dxa"/>
             <w:tcBorders>
               <w:top w:val="nil"/>
               <w:left w:val="nil"/>
@@ -11784,12 +11737,12 @@
       </w:tr>
       <w:tr>
         <w:trPr>
-          <w:trHeight w:val="397"/>
-          <w:jc w:val="center"/>
-        </w:trPr>
-        <w:tc>
-          <w:tcPr>
-            <w:tcW w:w="5671" w:type="dxa"/>
+          <w:trHeight w:val="399"/>
+          <w:jc w:val="center"/>
+        </w:trPr>
+        <w:tc>
+          <w:tcPr>
+            <w:tcW w:w="5555" w:type="dxa"/>
             <w:tcBorders>
               <w:top w:val="nil"/>
               <w:left w:val="single" w:sz="4" w:space="0" w:color="auto"/>
@@ -11832,7 +11785,7 @@
         </w:tc>
         <w:tc>
           <w:tcPr>
-            <w:tcW w:w="4907" w:type="dxa"/>
+            <w:tcW w:w="4806" w:type="dxa"/>
             <w:tcBorders>
               <w:top w:val="nil"/>
               <w:left w:val="nil"/>
@@ -11866,12 +11819,12 @@
       </w:tr>
       <w:tr>
         <w:trPr>
-          <w:trHeight w:val="397"/>
-          <w:jc w:val="center"/>
-        </w:trPr>
-        <w:tc>
-          <w:tcPr>
-            <w:tcW w:w="5671" w:type="dxa"/>
+          <w:trHeight w:val="399"/>
+          <w:jc w:val="center"/>
+        </w:trPr>
+        <w:tc>
+          <w:tcPr>
+            <w:tcW w:w="5555" w:type="dxa"/>
             <w:tcBorders>
               <w:top w:val="nil"/>
               <w:left w:val="single" w:sz="4" w:space="0" w:color="auto"/>
@@ -11904,7 +11857,7 @@
         </w:tc>
         <w:tc>
           <w:tcPr>
-            <w:tcW w:w="4907" w:type="dxa"/>
+            <w:tcW w:w="4806" w:type="dxa"/>
             <w:tcBorders>
               <w:top w:val="nil"/>
               <w:left w:val="nil"/>
@@ -11943,12 +11896,12 @@
       </w:tr>
       <w:tr>
         <w:trPr>
-          <w:trHeight w:val="397"/>
-          <w:jc w:val="center"/>
-        </w:trPr>
-        <w:tc>
-          <w:tcPr>
-            <w:tcW w:w="5671" w:type="dxa"/>
+          <w:trHeight w:val="399"/>
+          <w:jc w:val="center"/>
+        </w:trPr>
+        <w:tc>
+          <w:tcPr>
+            <w:tcW w:w="5555" w:type="dxa"/>
             <w:tcBorders>
               <w:top w:val="nil"/>
               <w:left w:val="single" w:sz="4" w:space="0" w:color="auto"/>
@@ -11981,7 +11934,7 @@
         </w:tc>
         <w:tc>
           <w:tcPr>
-            <w:tcW w:w="4907" w:type="dxa"/>
+            <w:tcW w:w="4806" w:type="dxa"/>
             <w:tcBorders>
               <w:top w:val="nil"/>
               <w:left w:val="nil"/>
@@ -12020,12 +11973,12 @@
       </w:tr>
       <w:tr>
         <w:trPr>
-          <w:trHeight w:val="397"/>
-          <w:jc w:val="center"/>
-        </w:trPr>
-        <w:tc>
-          <w:tcPr>
-            <w:tcW w:w="5671" w:type="dxa"/>
+          <w:trHeight w:val="399"/>
+          <w:jc w:val="center"/>
+        </w:trPr>
+        <w:tc>
+          <w:tcPr>
+            <w:tcW w:w="5555" w:type="dxa"/>
             <w:tcBorders>
               <w:top w:val="nil"/>
               <w:left w:val="single" w:sz="4" w:space="0" w:color="auto"/>
@@ -12058,7 +12011,7 @@
         </w:tc>
         <w:tc>
           <w:tcPr>
-            <w:tcW w:w="4907" w:type="dxa"/>
+            <w:tcW w:w="4806" w:type="dxa"/>
             <w:tcBorders>
               <w:top w:val="nil"/>
               <w:left w:val="nil"/>
@@ -12100,12 +12053,12 @@
       </w:tr>
       <w:tr>
         <w:trPr>
-          <w:trHeight w:val="397"/>
-          <w:jc w:val="center"/>
-        </w:trPr>
-        <w:tc>
-          <w:tcPr>
-            <w:tcW w:w="5671" w:type="dxa"/>
+          <w:trHeight w:val="399"/>
+          <w:jc w:val="center"/>
+        </w:trPr>
+        <w:tc>
+          <w:tcPr>
+            <w:tcW w:w="5555" w:type="dxa"/>
             <w:tcBorders>
               <w:top w:val="nil"/>
               <w:left w:val="single" w:sz="4" w:space="0" w:color="auto"/>
@@ -12138,7 +12091,7 @@
         </w:tc>
         <w:tc>
           <w:tcPr>
-            <w:tcW w:w="4907" w:type="dxa"/>
+            <w:tcW w:w="4806" w:type="dxa"/>
             <w:tcBorders>
               <w:top w:val="nil"/>
               <w:left w:val="nil"/>
@@ -12172,12 +12125,12 @@
       </w:tr>
       <w:tr>
         <w:trPr>
-          <w:trHeight w:val="397"/>
-          <w:jc w:val="center"/>
-        </w:trPr>
-        <w:tc>
-          <w:tcPr>
-            <w:tcW w:w="5671" w:type="dxa"/>
+          <w:trHeight w:val="399"/>
+          <w:jc w:val="center"/>
+        </w:trPr>
+        <w:tc>
+          <w:tcPr>
+            <w:tcW w:w="5555" w:type="dxa"/>
             <w:tcBorders>
               <w:top w:val="nil"/>
               <w:left w:val="single" w:sz="4" w:space="0" w:color="auto"/>
@@ -12210,7 +12163,7 @@
         </w:tc>
         <w:tc>
           <w:tcPr>
-            <w:tcW w:w="4907" w:type="dxa"/>
+            <w:tcW w:w="4806" w:type="dxa"/>
             <w:tcBorders>
               <w:top w:val="nil"/>
               <w:left w:val="nil"/>
@@ -12244,12 +12197,12 @@
       </w:tr>
       <w:tr>
         <w:trPr>
-          <w:trHeight w:val="397"/>
-          <w:jc w:val="center"/>
-        </w:trPr>
-        <w:tc>
-          <w:tcPr>
-            <w:tcW w:w="5671" w:type="dxa"/>
+          <w:trHeight w:val="399"/>
+          <w:jc w:val="center"/>
+        </w:trPr>
+        <w:tc>
+          <w:tcPr>
+            <w:tcW w:w="5555" w:type="dxa"/>
             <w:tcBorders>
               <w:top w:val="nil"/>
               <w:left w:val="single" w:sz="4" w:space="0" w:color="auto"/>
@@ -12282,7 +12235,7 @@
         </w:tc>
         <w:tc>
           <w:tcPr>
-            <w:tcW w:w="4907" w:type="dxa"/>
+            <w:tcW w:w="4806" w:type="dxa"/>
             <w:tcBorders>
               <w:top w:val="nil"/>
               <w:left w:val="nil"/>
@@ -12321,12 +12274,12 @@
       </w:tr>
       <w:tr>
         <w:trPr>
-          <w:trHeight w:val="397"/>
-          <w:jc w:val="center"/>
-        </w:trPr>
-        <w:tc>
-          <w:tcPr>
-            <w:tcW w:w="5671" w:type="dxa"/>
+          <w:trHeight w:val="399"/>
+          <w:jc w:val="center"/>
+        </w:trPr>
+        <w:tc>
+          <w:tcPr>
+            <w:tcW w:w="5555" w:type="dxa"/>
             <w:tcBorders>
               <w:top w:val="nil"/>
               <w:left w:val="single" w:sz="4" w:space="0" w:color="auto"/>
@@ -12359,7 +12312,7 @@
         </w:tc>
         <w:tc>
           <w:tcPr>
-            <w:tcW w:w="4907" w:type="dxa"/>
+            <w:tcW w:w="4806" w:type="dxa"/>
             <w:tcBorders>
               <w:top w:val="nil"/>
               <w:left w:val="nil"/>
@@ -12393,12 +12346,12 @@
       </w:tr>
       <w:tr>
         <w:trPr>
-          <w:trHeight w:val="439"/>
-          <w:jc w:val="center"/>
-        </w:trPr>
-        <w:tc>
-          <w:tcPr>
-            <w:tcW w:w="10578" w:type="dxa"/>
+          <w:trHeight w:val="442"/>
+          <w:jc w:val="center"/>
+        </w:trPr>
+        <w:tc>
+          <w:tcPr>
+            <w:tcW w:w="10361" w:type="dxa"/>
             <w:gridSpan w:val="2"/>
             <w:tcBorders>
               <w:top w:val="nil"/>
@@ -12471,12 +12424,12 @@
       </w:tr>
       <w:tr>
         <w:trPr>
-          <w:trHeight w:val="439"/>
-          <w:jc w:val="center"/>
-        </w:trPr>
-        <w:tc>
-          <w:tcPr>
-            <w:tcW w:w="10578" w:type="dxa"/>
+          <w:trHeight w:val="442"/>
+          <w:jc w:val="center"/>
+        </w:trPr>
+        <w:tc>
+          <w:tcPr>
+            <w:tcW w:w="10361" w:type="dxa"/>
             <w:gridSpan w:val="2"/>
             <w:tcBorders>
               <w:top w:val="single" w:sz="4" w:space="0" w:color="auto"/>
@@ -12516,12 +12469,12 @@
       </w:tr>
       <w:tr>
         <w:trPr>
-          <w:trHeight w:val="315"/>
-          <w:jc w:val="center"/>
-        </w:trPr>
-        <w:tc>
-          <w:tcPr>
-            <w:tcW w:w="5671" w:type="dxa"/>
+          <w:trHeight w:val="317"/>
+          <w:jc w:val="center"/>
+        </w:trPr>
+        <w:tc>
+          <w:tcPr>
+            <w:tcW w:w="5555" w:type="dxa"/>
             <w:tcBorders>
               <w:top w:val="nil"/>
               <w:left w:val="single" w:sz="4" w:space="0" w:color="auto"/>
@@ -12559,7 +12512,7 @@
         </w:tc>
         <w:tc>
           <w:tcPr>
-            <w:tcW w:w="4907" w:type="dxa"/>
+            <w:tcW w:w="4806" w:type="dxa"/>
             <w:tcBorders>
               <w:top w:val="nil"/>
               <w:left w:val="nil"/>
@@ -12597,12 +12550,12 @@
       </w:tr>
       <w:tr>
         <w:trPr>
-          <w:trHeight w:val="439"/>
-          <w:jc w:val="center"/>
-        </w:trPr>
-        <w:tc>
-          <w:tcPr>
-            <w:tcW w:w="10578" w:type="dxa"/>
+          <w:trHeight w:val="442"/>
+          <w:jc w:val="center"/>
+        </w:trPr>
+        <w:tc>
+          <w:tcPr>
+            <w:tcW w:w="10361" w:type="dxa"/>
             <w:gridSpan w:val="2"/>
             <w:tcBorders>
               <w:top w:val="nil"/>
@@ -12641,12 +12594,12 @@
       </w:tr>
       <w:tr>
         <w:trPr>
-          <w:trHeight w:val="210"/>
-          <w:jc w:val="center"/>
-        </w:trPr>
-        <w:tc>
-          <w:tcPr>
-            <w:tcW w:w="10578" w:type="dxa"/>
+          <w:trHeight w:val="211"/>
+          <w:jc w:val="center"/>
+        </w:trPr>
+        <w:tc>
+          <w:tcPr>
+            <w:tcW w:w="10361" w:type="dxa"/>
             <w:gridSpan w:val="2"/>
             <w:tcBorders>
               <w:top w:val="nil"/>
@@ -12742,25 +12695,25 @@
     <w:tbl>
       <w:tblPr>
         <w:tblStyle w:val="TableGrid"/>
-        <w:tblW w:w="10774" w:type="dxa"/>
+        <w:tblW w:w="10338" w:type="dxa"/>
         <w:jc w:val="center"/>
         <w:tblInd w:w="-743" w:type="dxa"/>
         <w:tblLayout w:type="fixed"/>
         <w:tblLook w:val="04A0"/>
       </w:tblPr>
       <w:tblGrid>
-        <w:gridCol w:w="8081"/>
-        <w:gridCol w:w="1275"/>
-        <w:gridCol w:w="1418"/>
+        <w:gridCol w:w="7754"/>
+        <w:gridCol w:w="1223"/>
+        <w:gridCol w:w="1361"/>
       </w:tblGrid>
       <w:tr>
         <w:trPr>
-          <w:trHeight w:val="926"/>
-          <w:jc w:val="center"/>
-        </w:trPr>
-        <w:tc>
-          <w:tcPr>
-            <w:tcW w:w="8081" w:type="dxa"/>
+          <w:trHeight w:val="1072"/>
+          <w:jc w:val="center"/>
+        </w:trPr>
+        <w:tc>
+          <w:tcPr>
+            <w:tcW w:w="7754" w:type="dxa"/>
             <w:vMerge w:val="restart"/>
           </w:tcPr>
           <w:p>
@@ -12778,6 +12731,7 @@
                 <w:szCs w:val="24"/>
                 <w:lang w:bidi="ta-IN"/>
               </w:rPr>
+              <w:lastRenderedPageBreak/>
               <w:drawing>
                 <wp:inline distT="0" distB="0" distL="0" distR="0">
                   <wp:extent cx="4361564" cy="829156"/>
@@ -12828,7 +12782,7 @@
         </w:tc>
         <w:tc>
           <w:tcPr>
-            <w:tcW w:w="2693" w:type="dxa"/>
+            <w:tcW w:w="2584" w:type="dxa"/>
             <w:gridSpan w:val="2"/>
             <w:vAlign w:val="center"/>
           </w:tcPr>
@@ -12906,12 +12860,12 @@
       </w:tr>
       <w:tr>
         <w:trPr>
-          <w:trHeight w:val="269"/>
-          <w:jc w:val="center"/>
-        </w:trPr>
-        <w:tc>
-          <w:tcPr>
-            <w:tcW w:w="8081" w:type="dxa"/>
+          <w:trHeight w:val="312"/>
+          <w:jc w:val="center"/>
+        </w:trPr>
+        <w:tc>
+          <w:tcPr>
+            <w:tcW w:w="7754" w:type="dxa"/>
             <w:vMerge/>
           </w:tcPr>
           <w:p>
@@ -12926,7 +12880,7 @@
         </w:tc>
         <w:tc>
           <w:tcPr>
-            <w:tcW w:w="1275" w:type="dxa"/>
+            <w:tcW w:w="1223" w:type="dxa"/>
             <w:vAlign w:val="center"/>
           </w:tcPr>
           <w:p>
@@ -12951,7 +12905,7 @@
         </w:tc>
         <w:tc>
           <w:tcPr>
-            <w:tcW w:w="1418" w:type="dxa"/>
+            <w:tcW w:w="1360" w:type="dxa"/>
             <w:vAlign w:val="center"/>
           </w:tcPr>
           <w:p>
@@ -12978,12 +12932,12 @@
       </w:tr>
       <w:tr>
         <w:trPr>
-          <w:trHeight w:val="341"/>
-          <w:jc w:val="center"/>
-        </w:trPr>
-        <w:tc>
-          <w:tcPr>
-            <w:tcW w:w="8081" w:type="dxa"/>
+          <w:trHeight w:val="394"/>
+          <w:jc w:val="center"/>
+        </w:trPr>
+        <w:tc>
+          <w:tcPr>
+            <w:tcW w:w="7754" w:type="dxa"/>
             <w:vAlign w:val="center"/>
           </w:tcPr>
           <w:p>
@@ -13007,7 +12961,7 @@
         </w:tc>
         <w:tc>
           <w:tcPr>
-            <w:tcW w:w="1275" w:type="dxa"/>
+            <w:tcW w:w="1223" w:type="dxa"/>
             <w:vAlign w:val="center"/>
           </w:tcPr>
           <w:p>
@@ -13032,7 +12986,7 @@
         </w:tc>
         <w:tc>
           <w:tcPr>
-            <w:tcW w:w="1418" w:type="dxa"/>
+            <w:tcW w:w="1360" w:type="dxa"/>
             <w:vAlign w:val="center"/>
           </w:tcPr>
           <w:p>
@@ -13059,12 +13013,12 @@
       </w:tr>
       <w:tr>
         <w:trPr>
-          <w:trHeight w:val="179"/>
-          <w:jc w:val="center"/>
-        </w:trPr>
-        <w:tc>
-          <w:tcPr>
-            <w:tcW w:w="8081" w:type="dxa"/>
+          <w:trHeight w:val="207"/>
+          <w:jc w:val="center"/>
+        </w:trPr>
+        <w:tc>
+          <w:tcPr>
+            <w:tcW w:w="7754" w:type="dxa"/>
             <w:vAlign w:val="center"/>
           </w:tcPr>
           <w:p>
@@ -13109,11 +13063,19 @@
               </w:rPr>
               <w:t>ist</w:t>
             </w:r>
-          </w:p>
-        </w:tc>
-        <w:tc>
-          <w:tcPr>
-            <w:tcW w:w="1275" w:type="dxa"/>
+            <w:r>
+              <w:rPr>
+                <w:rFonts w:ascii="Times New Roman" w:hAnsi="Times New Roman"/>
+                <w:b/>
+                <w:sz w:val="24"/>
+              </w:rPr>
+              <w:t xml:space="preserve"> for Admission</w:t>
+            </w:r>
+          </w:p>
+        </w:tc>
+        <w:tc>
+          <w:tcPr>
+            <w:tcW w:w="1223" w:type="dxa"/>
             <w:vAlign w:val="center"/>
           </w:tcPr>
           <w:p>
@@ -13138,7 +13100,7 @@
         </w:tc>
         <w:tc>
           <w:tcPr>
-            <w:tcW w:w="1418" w:type="dxa"/>
+            <w:tcW w:w="1360" w:type="dxa"/>
             <w:vAlign w:val="center"/>
           </w:tcPr>
           <w:p>
@@ -13172,23 +13134,23 @@
     <w:tbl>
       <w:tblPr>
         <w:tblStyle w:val="TableGrid"/>
-        <w:tblW w:w="10744" w:type="dxa"/>
+        <w:tblW w:w="10067" w:type="dxa"/>
         <w:jc w:val="center"/>
         <w:tblInd w:w="-743" w:type="dxa"/>
         <w:tblLook w:val="04A0"/>
       </w:tblPr>
       <w:tblGrid>
-        <w:gridCol w:w="2552"/>
-        <w:gridCol w:w="8192"/>
+        <w:gridCol w:w="2420"/>
+        <w:gridCol w:w="7647"/>
       </w:tblGrid>
       <w:tr>
         <w:trPr>
-          <w:trHeight w:val="450"/>
-          <w:jc w:val="center"/>
-        </w:trPr>
-        <w:tc>
-          <w:tcPr>
-            <w:tcW w:w="2552" w:type="dxa"/>
+          <w:trHeight w:val="459"/>
+          <w:jc w:val="center"/>
+        </w:trPr>
+        <w:tc>
+          <w:tcPr>
+            <w:tcW w:w="2420" w:type="dxa"/>
             <w:vAlign w:val="center"/>
           </w:tcPr>
           <w:p>
@@ -13213,7 +13175,7 @@
         </w:tc>
         <w:tc>
           <w:tcPr>
-            <w:tcW w:w="8192" w:type="dxa"/>
+            <w:tcW w:w="7647" w:type="dxa"/>
             <w:vAlign w:val="center"/>
           </w:tcPr>
           <w:p>
@@ -13239,23 +13201,41 @@
       </w:tr>
       <w:tr>
         <w:trPr>
-          <w:trHeight w:val="450"/>
-          <w:jc w:val="center"/>
-        </w:trPr>
-        <w:tc>
-          <w:tcPr>
-            <w:tcW w:w="2552" w:type="dxa"/>
-            <w:vAlign w:val="center"/>
-          </w:tcPr>
-          <w:p>
-            <w:pPr>
-              <w:rPr>
-                <w:rFonts w:ascii="Times New Roman" w:hAnsi="Times New Roman"/>
-                <w:bCs/>
-                <w:sz w:val="24"/>
-                <w:szCs w:val="24"/>
-              </w:rPr>
-            </w:pPr>
+          <w:trHeight w:val="459"/>
+          <w:jc w:val="center"/>
+        </w:trPr>
+        <w:tc>
+          <w:tcPr>
+            <w:tcW w:w="2420" w:type="dxa"/>
+            <w:vAlign w:val="center"/>
+          </w:tcPr>
+          <w:p>
+            <w:pPr>
+              <w:rPr>
+                <w:rFonts w:ascii="Times New Roman" w:hAnsi="Times New Roman"/>
+                <w:bCs/>
+                <w:sz w:val="24"/>
+                <w:szCs w:val="24"/>
+              </w:rPr>
+            </w:pPr>
+            <w:r>
+              <w:rPr>
+                <w:rFonts w:ascii="Times New Roman" w:hAnsi="Times New Roman"/>
+                <w:b/>
+                <w:sz w:val="24"/>
+                <w:szCs w:val="24"/>
+              </w:rPr>
+              <w:t>Programme</w:t>
+            </w:r>
+            <w:r>
+              <w:rPr>
+                <w:rFonts w:ascii="Times New Roman" w:hAnsi="Times New Roman"/>
+                <w:b/>
+                <w:sz w:val="24"/>
+                <w:szCs w:val="24"/>
+              </w:rPr>
+              <w:t xml:space="preserve"> &amp; </w:t>
+            </w:r>
             <w:r>
               <w:rPr>
                 <w:rFonts w:ascii="Times New Roman" w:hAnsi="Times New Roman"/>
@@ -13269,7 +13249,7 @@
         </w:tc>
         <w:tc>
           <w:tcPr>
-            <w:tcW w:w="8192" w:type="dxa"/>
+            <w:tcW w:w="7647" w:type="dxa"/>
             <w:vAlign w:val="center"/>
           </w:tcPr>
           <w:p>
@@ -13295,12 +13275,12 @@
       </w:tr>
       <w:tr>
         <w:trPr>
-          <w:trHeight w:val="475"/>
-          <w:jc w:val="center"/>
-        </w:trPr>
-        <w:tc>
-          <w:tcPr>
-            <w:tcW w:w="2552" w:type="dxa"/>
+          <w:trHeight w:val="484"/>
+          <w:jc w:val="center"/>
+        </w:trPr>
+        <w:tc>
+          <w:tcPr>
+            <w:tcW w:w="2420" w:type="dxa"/>
             <w:vAlign w:val="center"/>
           </w:tcPr>
           <w:p>
@@ -13334,7 +13314,7 @@
         </w:tc>
         <w:tc>
           <w:tcPr>
-            <w:tcW w:w="8192" w:type="dxa"/>
+            <w:tcW w:w="7647" w:type="dxa"/>
             <w:vAlign w:val="center"/>
           </w:tcPr>
           <w:p>
@@ -13372,24 +13352,24 @@
     <w:tbl>
       <w:tblPr>
         <w:tblStyle w:val="TableGrid"/>
-        <w:tblW w:w="10774" w:type="dxa"/>
+        <w:tblW w:w="10066" w:type="dxa"/>
         <w:jc w:val="center"/>
         <w:tblInd w:w="-743" w:type="dxa"/>
         <w:tblLook w:val="04A0"/>
       </w:tblPr>
       <w:tblGrid>
-        <w:gridCol w:w="860"/>
-        <w:gridCol w:w="7929"/>
-        <w:gridCol w:w="1985"/>
+        <w:gridCol w:w="803"/>
+        <w:gridCol w:w="7408"/>
+        <w:gridCol w:w="1855"/>
       </w:tblGrid>
       <w:tr>
         <w:trPr>
-          <w:trHeight w:val="499"/>
-          <w:jc w:val="center"/>
-        </w:trPr>
-        <w:tc>
-          <w:tcPr>
-            <w:tcW w:w="860" w:type="dxa"/>
+          <w:trHeight w:val="515"/>
+          <w:jc w:val="center"/>
+        </w:trPr>
+        <w:tc>
+          <w:tcPr>
+            <w:tcW w:w="803" w:type="dxa"/>
             <w:vAlign w:val="center"/>
           </w:tcPr>
           <w:p>
@@ -13417,7 +13397,7 @@
         </w:tc>
         <w:tc>
           <w:tcPr>
-            <w:tcW w:w="7929" w:type="dxa"/>
+            <w:tcW w:w="7408" w:type="dxa"/>
             <w:vAlign w:val="center"/>
           </w:tcPr>
           <w:p>
@@ -13445,7 +13425,7 @@
         </w:tc>
         <w:tc>
           <w:tcPr>
-            <w:tcW w:w="1985" w:type="dxa"/>
+            <w:tcW w:w="1855" w:type="dxa"/>
             <w:vAlign w:val="center"/>
           </w:tcPr>
           <w:p>
@@ -13474,12 +13454,12 @@
       </w:tr>
       <w:tr>
         <w:trPr>
-          <w:trHeight w:val="722"/>
-          <w:jc w:val="center"/>
-        </w:trPr>
-        <w:tc>
-          <w:tcPr>
-            <w:tcW w:w="860" w:type="dxa"/>
+          <w:trHeight w:val="746"/>
+          <w:jc w:val="center"/>
+        </w:trPr>
+        <w:tc>
+          <w:tcPr>
+            <w:tcW w:w="803" w:type="dxa"/>
             <w:vAlign w:val="center"/>
           </w:tcPr>
           <w:p>
@@ -13503,7 +13483,7 @@
         </w:tc>
         <w:tc>
           <w:tcPr>
-            <w:tcW w:w="7929" w:type="dxa"/>
+            <w:tcW w:w="7408" w:type="dxa"/>
             <w:vAlign w:val="center"/>
           </w:tcPr>
           <w:p>
@@ -13526,7 +13506,7 @@
         </w:tc>
         <w:tc>
           <w:tcPr>
-            <w:tcW w:w="1985" w:type="dxa"/>
+            <w:tcW w:w="1855" w:type="dxa"/>
             <w:vAlign w:val="center"/>
           </w:tcPr>
           <w:p>
@@ -13556,12 +13536,12 @@
       </w:tr>
       <w:tr>
         <w:trPr>
-          <w:trHeight w:val="722"/>
-          <w:jc w:val="center"/>
-        </w:trPr>
-        <w:tc>
-          <w:tcPr>
-            <w:tcW w:w="860" w:type="dxa"/>
+          <w:trHeight w:val="746"/>
+          <w:jc w:val="center"/>
+        </w:trPr>
+        <w:tc>
+          <w:tcPr>
+            <w:tcW w:w="803" w:type="dxa"/>
             <w:vAlign w:val="center"/>
           </w:tcPr>
           <w:p>
@@ -13585,7 +13565,7 @@
         </w:tc>
         <w:tc>
           <w:tcPr>
-            <w:tcW w:w="7929" w:type="dxa"/>
+            <w:tcW w:w="7408" w:type="dxa"/>
             <w:vAlign w:val="center"/>
           </w:tcPr>
           <w:p>
@@ -13608,7 +13588,7 @@
         </w:tc>
         <w:tc>
           <w:tcPr>
-            <w:tcW w:w="1985" w:type="dxa"/>
+            <w:tcW w:w="1855" w:type="dxa"/>
             <w:vAlign w:val="center"/>
           </w:tcPr>
           <w:p>
@@ -13638,12 +13618,12 @@
       </w:tr>
       <w:tr>
         <w:trPr>
-          <w:trHeight w:val="722"/>
-          <w:jc w:val="center"/>
-        </w:trPr>
-        <w:tc>
-          <w:tcPr>
-            <w:tcW w:w="860" w:type="dxa"/>
+          <w:trHeight w:val="746"/>
+          <w:jc w:val="center"/>
+        </w:trPr>
+        <w:tc>
+          <w:tcPr>
+            <w:tcW w:w="803" w:type="dxa"/>
             <w:vAlign w:val="center"/>
           </w:tcPr>
           <w:p>
@@ -13667,7 +13647,7 @@
         </w:tc>
         <w:tc>
           <w:tcPr>
-            <w:tcW w:w="7929" w:type="dxa"/>
+            <w:tcW w:w="7408" w:type="dxa"/>
             <w:vAlign w:val="center"/>
           </w:tcPr>
           <w:p>
@@ -13690,7 +13670,7 @@
         </w:tc>
         <w:tc>
           <w:tcPr>
-            <w:tcW w:w="1985" w:type="dxa"/>
+            <w:tcW w:w="1855" w:type="dxa"/>
             <w:vAlign w:val="center"/>
           </w:tcPr>
           <w:p>
@@ -13720,12 +13700,12 @@
       </w:tr>
       <w:tr>
         <w:trPr>
-          <w:trHeight w:val="722"/>
-          <w:jc w:val="center"/>
-        </w:trPr>
-        <w:tc>
-          <w:tcPr>
-            <w:tcW w:w="860" w:type="dxa"/>
+          <w:trHeight w:val="746"/>
+          <w:jc w:val="center"/>
+        </w:trPr>
+        <w:tc>
+          <w:tcPr>
+            <w:tcW w:w="803" w:type="dxa"/>
             <w:vAlign w:val="center"/>
           </w:tcPr>
           <w:p>
@@ -13749,7 +13729,7 @@
         </w:tc>
         <w:tc>
           <w:tcPr>
-            <w:tcW w:w="7929" w:type="dxa"/>
+            <w:tcW w:w="7408" w:type="dxa"/>
             <w:vAlign w:val="center"/>
           </w:tcPr>
           <w:p>
@@ -13772,7 +13752,7 @@
         </w:tc>
         <w:tc>
           <w:tcPr>
-            <w:tcW w:w="1985" w:type="dxa"/>
+            <w:tcW w:w="1855" w:type="dxa"/>
             <w:vAlign w:val="center"/>
           </w:tcPr>
           <w:p>
@@ -13802,12 +13782,12 @@
       </w:tr>
       <w:tr>
         <w:trPr>
-          <w:trHeight w:val="722"/>
-          <w:jc w:val="center"/>
-        </w:trPr>
-        <w:tc>
-          <w:tcPr>
-            <w:tcW w:w="860" w:type="dxa"/>
+          <w:trHeight w:val="746"/>
+          <w:jc w:val="center"/>
+        </w:trPr>
+        <w:tc>
+          <w:tcPr>
+            <w:tcW w:w="803" w:type="dxa"/>
             <w:vAlign w:val="center"/>
           </w:tcPr>
           <w:p>
@@ -13831,7 +13811,7 @@
         </w:tc>
         <w:tc>
           <w:tcPr>
-            <w:tcW w:w="7929" w:type="dxa"/>
+            <w:tcW w:w="7408" w:type="dxa"/>
             <w:vAlign w:val="center"/>
           </w:tcPr>
           <w:p>
@@ -13854,7 +13834,7 @@
         </w:tc>
         <w:tc>
           <w:tcPr>
-            <w:tcW w:w="1985" w:type="dxa"/>
+            <w:tcW w:w="1855" w:type="dxa"/>
             <w:vAlign w:val="center"/>
           </w:tcPr>
           <w:p>
@@ -13884,12 +13864,12 @@
       </w:tr>
       <w:tr>
         <w:trPr>
-          <w:trHeight w:val="722"/>
-          <w:jc w:val="center"/>
-        </w:trPr>
-        <w:tc>
-          <w:tcPr>
-            <w:tcW w:w="860" w:type="dxa"/>
+          <w:trHeight w:val="746"/>
+          <w:jc w:val="center"/>
+        </w:trPr>
+        <w:tc>
+          <w:tcPr>
+            <w:tcW w:w="803" w:type="dxa"/>
             <w:vAlign w:val="center"/>
           </w:tcPr>
           <w:p>
@@ -13913,7 +13893,7 @@
         </w:tc>
         <w:tc>
           <w:tcPr>
-            <w:tcW w:w="7929" w:type="dxa"/>
+            <w:tcW w:w="7408" w:type="dxa"/>
             <w:vAlign w:val="center"/>
           </w:tcPr>
           <w:p>
@@ -13936,7 +13916,7 @@
         </w:tc>
         <w:tc>
           <w:tcPr>
-            <w:tcW w:w="1985" w:type="dxa"/>
+            <w:tcW w:w="1855" w:type="dxa"/>
             <w:vAlign w:val="center"/>
           </w:tcPr>
           <w:p>
@@ -13957,6 +13937,88 @@
               </w:rPr>
               <w:pict>
                 <v:rect id="_x0000_s1031" style="position:absolute;left:0;text-align:left;margin-left:0;margin-top:3.6pt;width:25.5pt;height:21.75pt;z-index:251665408;mso-position-horizontal:center;mso-position-horizontal-relative:margin;mso-position-vertical-relative:text">
+                  <w10:wrap anchorx="margin"/>
+                </v:rect>
+              </w:pict>
+            </w:r>
+          </w:p>
+        </w:tc>
+      </w:tr>
+      <w:tr>
+        <w:trPr>
+          <w:trHeight w:val="746"/>
+          <w:jc w:val="center"/>
+        </w:trPr>
+        <w:tc>
+          <w:tcPr>
+            <w:tcW w:w="803" w:type="dxa"/>
+            <w:vAlign w:val="center"/>
+          </w:tcPr>
+          <w:p>
+            <w:pPr>
+              <w:jc w:val="center"/>
+              <w:rPr>
+                <w:rFonts w:ascii="Times New Roman" w:hAnsi="Times New Roman"/>
+                <w:sz w:val="24"/>
+                <w:szCs w:val="24"/>
+              </w:rPr>
+            </w:pPr>
+            <w:r>
+              <w:rPr>
+                <w:rFonts w:ascii="Times New Roman" w:hAnsi="Times New Roman"/>
+                <w:sz w:val="24"/>
+                <w:szCs w:val="24"/>
+              </w:rPr>
+              <w:t>7</w:t>
+            </w:r>
+          </w:p>
+        </w:tc>
+        <w:tc>
+          <w:tcPr>
+            <w:tcW w:w="7408" w:type="dxa"/>
+            <w:vAlign w:val="center"/>
+          </w:tcPr>
+          <w:p>
+            <w:pPr>
+              <w:rPr>
+                <w:rFonts w:ascii="Times New Roman" w:hAnsi="Times New Roman"/>
+                <w:sz w:val="24"/>
+                <w:szCs w:val="24"/>
+              </w:rPr>
+            </w:pPr>
+            <w:r>
+              <w:rPr>
+                <w:rFonts w:ascii="Times New Roman" w:hAnsi="Times New Roman"/>
+                <w:sz w:val="24"/>
+                <w:szCs w:val="24"/>
+              </w:rPr>
+              <w:t>Allotment order (counselling)</w:t>
+            </w:r>
+          </w:p>
+        </w:tc>
+        <w:tc>
+          <w:tcPr>
+            <w:tcW w:w="1855" w:type="dxa"/>
+            <w:vAlign w:val="center"/>
+          </w:tcPr>
+          <w:p>
+            <w:pPr>
+              <w:jc w:val="center"/>
+              <w:rPr>
+                <w:rFonts w:ascii="Times New Roman" w:hAnsi="Times New Roman"/>
+                <w:sz w:val="24"/>
+                <w:szCs w:val="24"/>
+              </w:rPr>
+            </w:pPr>
+            <w:r>
+              <w:rPr>
+                <w:rFonts w:ascii="Times New Roman" w:hAnsi="Times New Roman"/>
+                <w:noProof/>
+                <w:sz w:val="24"/>
+                <w:szCs w:val="24"/>
+              </w:rPr>
+              <w:pict>
+                <v:rect id="_x0000_s1032" style="position:absolute;left:0;text-align:left;margin-left:0;margin-top:3.6pt;width:25.5pt;height:21.75pt;z-index:251667456;mso-position-horizontal:center;mso-position-horizontal-relative:margin;mso-position-vertical-relative:text">
                   <w10:wrap anchorx="margin"/>
                 </v:rect>
               </w:pict>
@@ -13977,6 +14039,7 @@
     </w:p>
     <w:p>
       <w:pPr>
+        <w:spacing w:after="0"/>
         <w:rPr>
           <w:rFonts w:ascii="Times New Roman" w:hAnsi="Times New Roman"/>
           <w:b/>
@@ -13987,23 +14050,23 @@
     </w:p>
     <w:tbl>
       <w:tblPr>
-        <w:tblW w:w="10774" w:type="dxa"/>
+        <w:tblW w:w="10177" w:type="dxa"/>
         <w:jc w:val="center"/>
         <w:tblInd w:w="-743" w:type="dxa"/>
         <w:tblLook w:val="04A0"/>
       </w:tblPr>
       <w:tblGrid>
-        <w:gridCol w:w="5529"/>
-        <w:gridCol w:w="5245"/>
+        <w:gridCol w:w="5340"/>
+        <w:gridCol w:w="4837"/>
       </w:tblGrid>
       <w:tr>
         <w:trPr>
-          <w:trHeight w:val="439"/>
-          <w:jc w:val="center"/>
-        </w:trPr>
-        <w:tc>
-          <w:tcPr>
-            <w:tcW w:w="10774" w:type="dxa"/>
+          <w:trHeight w:val="470"/>
+          <w:jc w:val="center"/>
+        </w:trPr>
+        <w:tc>
+          <w:tcPr>
+            <w:tcW w:w="10177" w:type="dxa"/>
             <w:gridSpan w:val="2"/>
             <w:tcBorders>
               <w:top w:val="nil"/>
@@ -14063,12 +14126,12 @@
       </w:tr>
       <w:tr>
         <w:trPr>
-          <w:trHeight w:val="439"/>
-          <w:jc w:val="center"/>
-        </w:trPr>
-        <w:tc>
-          <w:tcPr>
-            <w:tcW w:w="10774" w:type="dxa"/>
+          <w:trHeight w:val="470"/>
+          <w:jc w:val="center"/>
+        </w:trPr>
+        <w:tc>
+          <w:tcPr>
+            <w:tcW w:w="10177" w:type="dxa"/>
             <w:gridSpan w:val="2"/>
             <w:tcBorders>
               <w:top w:val="single" w:sz="4" w:space="0" w:color="auto"/>
@@ -14108,12 +14171,12 @@
       </w:tr>
       <w:tr>
         <w:trPr>
-          <w:trHeight w:val="315"/>
-          <w:jc w:val="center"/>
-        </w:trPr>
-        <w:tc>
-          <w:tcPr>
-            <w:tcW w:w="5529" w:type="dxa"/>
+          <w:trHeight w:val="337"/>
+          <w:jc w:val="center"/>
+        </w:trPr>
+        <w:tc>
+          <w:tcPr>
+            <w:tcW w:w="5340" w:type="dxa"/>
             <w:tcBorders>
               <w:top w:val="nil"/>
               <w:left w:val="single" w:sz="4" w:space="0" w:color="auto"/>
@@ -14151,7 +14214,7 @@
         </w:tc>
         <w:tc>
           <w:tcPr>
-            <w:tcW w:w="5245" w:type="dxa"/>
+            <w:tcW w:w="4837" w:type="dxa"/>
             <w:tcBorders>
               <w:top w:val="nil"/>
               <w:left w:val="nil"/>
@@ -14189,12 +14252,12 @@
       </w:tr>
       <w:tr>
         <w:trPr>
-          <w:trHeight w:val="439"/>
-          <w:jc w:val="center"/>
-        </w:trPr>
-        <w:tc>
-          <w:tcPr>
-            <w:tcW w:w="10774" w:type="dxa"/>
+          <w:trHeight w:val="470"/>
+          <w:jc w:val="center"/>
+        </w:trPr>
+        <w:tc>
+          <w:tcPr>
+            <w:tcW w:w="10177" w:type="dxa"/>
             <w:gridSpan w:val="2"/>
             <w:tcBorders>
               <w:top w:val="nil"/>
@@ -14233,12 +14296,12 @@
       </w:tr>
       <w:tr>
         <w:trPr>
-          <w:trHeight w:val="439"/>
-          <w:jc w:val="center"/>
-        </w:trPr>
-        <w:tc>
-          <w:tcPr>
-            <w:tcW w:w="10774" w:type="dxa"/>
+          <w:trHeight w:val="470"/>
+          <w:jc w:val="center"/>
+        </w:trPr>
+        <w:tc>
+          <w:tcPr>
+            <w:tcW w:w="10177" w:type="dxa"/>
             <w:gridSpan w:val="2"/>
             <w:tcBorders>
               <w:top w:val="nil"/>
@@ -14357,10 +14420,7 @@
     <w:sectPr>
       <w:headerReference w:type="even" r:id="rId8"/>
       <w:headerReference w:type="default" r:id="rId9"/>
-      <w:footerReference w:type="even" r:id="rId10"/>
-      <w:footerReference w:type="default" r:id="rId11"/>
-      <w:headerReference w:type="first" r:id="rId12"/>
-      <w:footerReference w:type="first" r:id="rId13"/>
+      <w:headerReference w:type="first" r:id="rId10"/>
       <w:pgSz w:w="12240" w:h="15840"/>
       <w:pgMar w:top="851" w:right="900" w:bottom="284" w:left="1440" w:header="708" w:footer="708" w:gutter="0"/>
       <w:cols w:space="708"/>
@@ -14393,36 +14453,6 @@
     </w:p>
   </w:endnote>
 </w:endnotes>
-</file>
-
-<file path=word/footer1.xml><?xml version="1.0" encoding="utf-8"?>
-<w:ftr xmlns:ve="http://schemas.openxmlformats.org/markup-compatibility/2006" xmlns:o="urn:schemas-microsoft-com:office:office" xmlns:r="http://schemas.openxmlformats.org/officeDocument/2006/relationships" xmlns:m="http://schemas.openxmlformats.org/officeDocument/2006/math" xmlns:v="urn:schemas-microsoft-com:vml" xmlns:wp="http://schemas.openxmlformats.org/drawingml/2006/wordprocessingDrawing" xmlns:w10="urn:schemas-microsoft-com:office:word" xmlns:w="http://schemas.openxmlformats.org/wordprocessingml/2006/main" xmlns:wne="http://schemas.microsoft.com/office/word/2006/wordml">
-  <w:p>
-    <w:pPr>
-      <w:pStyle w:val="Footer"/>
-    </w:pPr>
-  </w:p>
-</w:ftr>
-</file>
-
-<file path=word/footer2.xml><?xml version="1.0" encoding="utf-8"?>
-<w:ftr xmlns:ve="http://schemas.openxmlformats.org/markup-compatibility/2006" xmlns:o="urn:schemas-microsoft-com:office:office" xmlns:r="http://schemas.openxmlformats.org/officeDocument/2006/relationships" xmlns:m="http://schemas.openxmlformats.org/officeDocument/2006/math" xmlns:v="urn:schemas-microsoft-com:vml" xmlns:wp="http://schemas.openxmlformats.org/drawingml/2006/wordprocessingDrawing" xmlns:w10="urn:schemas-microsoft-com:office:word" xmlns:w="http://schemas.openxmlformats.org/wordprocessingml/2006/main" xmlns:wne="http://schemas.microsoft.com/office/word/2006/wordml">
-  <w:p>
-    <w:pPr>
-      <w:pStyle w:val="Footer"/>
-    </w:pPr>
-  </w:p>
-</w:ftr>
-</file>
-
-<file path=word/footer3.xml><?xml version="1.0" encoding="utf-8"?>
-<w:ftr xmlns:ve="http://schemas.openxmlformats.org/markup-compatibility/2006" xmlns:o="urn:schemas-microsoft-com:office:office" xmlns:r="http://schemas.openxmlformats.org/officeDocument/2006/relationships" xmlns:m="http://schemas.openxmlformats.org/officeDocument/2006/math" xmlns:v="urn:schemas-microsoft-com:vml" xmlns:wp="http://schemas.openxmlformats.org/drawingml/2006/wordprocessingDrawing" xmlns:w10="urn:schemas-microsoft-com:office:word" xmlns:w="http://schemas.openxmlformats.org/wordprocessingml/2006/main" xmlns:wne="http://schemas.microsoft.com/office/word/2006/wordml">
-  <w:p>
-    <w:pPr>
-      <w:pStyle w:val="Footer"/>
-    </w:pPr>
-  </w:p>
-</w:ftr>
 </file>
 
 <file path=word/footnotes.xml><?xml version="1.0" encoding="utf-8"?>
@@ -14488,6 +14518,7 @@
         <v:shape id="_x0000_s5122" type="#_x0000_t136" style="position:absolute;margin-left:0;margin-top:0;width:615.8pt;height:82.1pt;rotation:315;z-index:-251654144;mso-position-horizontal:center;mso-position-horizontal-relative:margin;mso-position-vertical:center;mso-position-vertical-relative:margin" o:allowincell="f" fillcolor="#eeece1 [3214]" stroked="f">
           <v:fill opacity=".5"/>
           <v:textpath style="font-family:&quot;Times New Roman&quot;;font-size:1pt" string="Controlled Copy"/>
+          <w10:wrap anchorx="margin" anchory="margin"/>
         </v:shape>
       </w:pict>
     </w:r>
@@ -14533,6 +14564,7 @@
         <v:shape id="_x0000_s5123" type="#_x0000_t136" style="position:absolute;margin-left:0;margin-top:0;width:615.8pt;height:82.1pt;rotation:315;z-index:-251652096;mso-position-horizontal:center;mso-position-horizontal-relative:margin;mso-position-vertical:center;mso-position-vertical-relative:margin" o:allowincell="f" fillcolor="#eeece1 [3214]" stroked="f">
           <v:fill opacity=".5"/>
           <v:textpath style="font-family:&quot;Times New Roman&quot;;font-size:1pt" string="Controlled Copy"/>
+          <w10:wrap anchorx="margin" anchory="margin"/>
         </v:shape>
       </w:pict>
     </w:r>
@@ -14578,6 +14610,7 @@
         <v:shape id="PowerPlusWaterMarkObject" o:spid="_x0000_s5121" type="#_x0000_t136" style="position:absolute;margin-left:0;margin-top:0;width:615.8pt;height:82.1pt;rotation:315;z-index:-251656192;mso-position-horizontal:center;mso-position-horizontal-relative:margin;mso-position-vertical:center;mso-position-vertical-relative:margin" o:allowincell="f" fillcolor="#eeece1 [3214]" stroked="f">
           <v:fill opacity=".5"/>
           <v:textpath style="font-family:&quot;Times New Roman&quot;;font-size:1pt" string="Controlled Copy"/>
+          <w10:wrap anchorx="margin" anchory="margin"/>
         </v:shape>
       </w:pict>
     </w:r>
